--- a/Практика/3/Отчёт ПР3 ВПК8 Карасенко.docx
+++ b/Практика/3/Отчёт ПР3 ВПК8 Карасенко.docx
@@ -4,14 +4,403 @@
   <w:body>
     <w:p>
       <w:pPr>
+        <w:suppressLineNumbers/>
+        <w:ind w:firstLine="567"/>
+        <w:jc w:val="center"/>
+        <w:rPr>
+          <w:rFonts w:eastAsia="Calibri"/>
+          <w:color w:val="000000"/>
+          <w:szCs w:val="28"/>
+        </w:rPr>
+      </w:pPr>
+      <w:bookmarkStart w:id="0" w:name="_Hlk217664627"/>
+      <w:bookmarkEnd w:id="0"/>
+      <w:r>
+        <w:rPr>
+          <w:rFonts w:eastAsia="Calibri"/>
+          <w:color w:val="000000"/>
+          <w:szCs w:val="28"/>
+        </w:rPr>
+        <w:t>Министерство науки и высшего образования Российской Федерации</w:t>
+      </w:r>
+      <w:r>
+        <w:rPr>
+          <w:rFonts w:eastAsia="Calibri"/>
+          <w:color w:val="000000"/>
+          <w:szCs w:val="28"/>
+        </w:rPr>
+        <w:br/>
+        <w:t>Федеральное государственное автономное образовательное</w:t>
+      </w:r>
+      <w:r>
+        <w:rPr>
+          <w:rFonts w:eastAsia="Calibri"/>
+          <w:color w:val="000000"/>
+          <w:szCs w:val="28"/>
+        </w:rPr>
+        <w:br/>
+        <w:t>учреждение высшего образования</w:t>
+      </w:r>
+      <w:r>
+        <w:rPr>
+          <w:rFonts w:eastAsia="Calibri"/>
+          <w:color w:val="000000"/>
+          <w:szCs w:val="28"/>
+        </w:rPr>
+        <w:br/>
+        <w:t>«ЮЖНЫЙ ФЕДЕРАЛЬНЫЙ УНИВЕРСИТЕТ»</w:t>
+      </w:r>
+      <w:r>
+        <w:rPr>
+          <w:rFonts w:eastAsia="Calibri"/>
+          <w:color w:val="000000"/>
+          <w:szCs w:val="28"/>
+        </w:rPr>
+        <w:br/>
+        <w:t>(ФГАОУ ВО «ЮФУ»)</w:t>
+      </w:r>
+    </w:p>
+    <w:p>
+      <w:pPr>
+        <w:suppressLineNumbers/>
+        <w:spacing w:before="240"/>
+        <w:ind w:firstLine="567"/>
+        <w:jc w:val="center"/>
+        <w:rPr>
+          <w:rFonts w:eastAsia="Calibri"/>
+          <w:color w:val="000000"/>
+          <w:szCs w:val="28"/>
+        </w:rPr>
+      </w:pPr>
+      <w:r>
+        <w:rPr>
+          <w:rFonts w:eastAsia="Calibri"/>
+          <w:color w:val="000000"/>
+          <w:szCs w:val="28"/>
+        </w:rPr>
+        <w:t>Институт компьютерных технологий и информационной безопасности</w:t>
+      </w:r>
+    </w:p>
+    <w:p>
+      <w:pPr>
+        <w:pStyle w:val="ae"/>
+        <w:spacing w:after="140"/>
+        <w:rPr>
+          <w:rFonts w:cs="Times New Roman"/>
+          <w:szCs w:val="24"/>
+        </w:rPr>
+      </w:pPr>
+      <w:r>
+        <w:rPr>
+          <w:rFonts w:cs="Times New Roman"/>
+        </w:rPr>
+        <w:t>Кафедра системного анализа и телекоммуникаций</w:t>
+      </w:r>
+    </w:p>
+    <w:p>
+      <w:pPr>
+        <w:suppressLineNumbers/>
+        <w:spacing w:before="1600"/>
+        <w:ind w:firstLine="567"/>
+        <w:jc w:val="center"/>
+        <w:rPr>
+          <w:rFonts w:eastAsia="Calibri"/>
+          <w:color w:val="000000"/>
+          <w:szCs w:val="36"/>
+        </w:rPr>
+      </w:pPr>
+      <w:r>
+        <w:rPr>
+          <w:rFonts w:eastAsia="Calibri"/>
+          <w:color w:val="000000"/>
+          <w:szCs w:val="36"/>
+        </w:rPr>
+        <w:t xml:space="preserve">ОТЧЕТ </w:t>
+      </w:r>
+    </w:p>
+    <w:p>
+      <w:pPr>
+        <w:suppressLineNumbers/>
+        <w:ind w:firstLine="567"/>
+        <w:jc w:val="center"/>
+        <w:rPr>
+          <w:rFonts w:eastAsia="Calibri"/>
+          <w:color w:val="000000"/>
+          <w:szCs w:val="36"/>
+        </w:rPr>
+      </w:pPr>
+      <w:r>
+        <w:rPr>
+          <w:rFonts w:eastAsia="Calibri"/>
+          <w:color w:val="000000"/>
+          <w:szCs w:val="36"/>
+        </w:rPr>
+        <w:t>ПО ПРАКТИЧЕСКОЙ РАБОТЕ №1</w:t>
+      </w:r>
+    </w:p>
+    <w:p>
+      <w:pPr>
+        <w:suppressLineNumbers/>
+        <w:ind w:firstLine="567"/>
+        <w:jc w:val="center"/>
+        <w:rPr>
+          <w:rFonts w:eastAsia="Calibri"/>
+          <w:color w:val="000000"/>
+          <w:szCs w:val="36"/>
+        </w:rPr>
+      </w:pPr>
+      <w:r>
+        <w:rPr>
+          <w:rFonts w:eastAsia="Calibri"/>
+          <w:color w:val="000000"/>
+          <w:szCs w:val="36"/>
+        </w:rPr>
+        <w:t xml:space="preserve">по дисциплине </w:t>
+      </w:r>
+    </w:p>
+    <w:p>
+      <w:pPr>
+        <w:suppressLineNumbers/>
+        <w:ind w:firstLine="567"/>
+        <w:jc w:val="center"/>
+        <w:rPr>
+          <w:rFonts w:eastAsia="Calibri"/>
+          <w:b/>
+          <w:bCs/>
+          <w:color w:val="000000"/>
+          <w:szCs w:val="36"/>
+        </w:rPr>
+      </w:pPr>
+      <w:r>
+        <w:rPr>
+          <w:rFonts w:eastAsia="Calibri"/>
+          <w:b/>
+          <w:bCs/>
+          <w:color w:val="000000"/>
+          <w:szCs w:val="36"/>
+        </w:rPr>
+        <w:t>ВПК-8</w:t>
+      </w:r>
+    </w:p>
+    <w:p>
+      <w:pPr>
+        <w:suppressLineNumbers/>
+        <w:ind w:firstLine="567"/>
+        <w:jc w:val="center"/>
+        <w:rPr>
+          <w:rFonts w:eastAsia="Calibri"/>
+          <w:color w:val="000000"/>
+          <w:szCs w:val="28"/>
+        </w:rPr>
+      </w:pPr>
+    </w:p>
+    <w:p>
+      <w:pPr>
+        <w:keepLines/>
+        <w:suppressLineNumbers/>
+        <w:spacing w:before="2000"/>
+        <w:rPr>
+          <w:rFonts w:eastAsia="Calibri"/>
+          <w:color w:val="000000"/>
+          <w:szCs w:val="28"/>
+        </w:rPr>
+      </w:pPr>
+      <w:r>
+        <w:rPr>
+          <w:rFonts w:eastAsia="Calibri"/>
+          <w:color w:val="000000"/>
+          <w:szCs w:val="28"/>
+        </w:rPr>
+        <w:t>Выполнили</w:t>
+      </w:r>
+    </w:p>
+    <w:p>
+      <w:pPr>
+        <w:keepLines/>
+        <w:suppressLineNumbers/>
+        <w:spacing w:before="120"/>
+        <w:rPr>
+          <w:rFonts w:eastAsia="Calibri"/>
+          <w:color w:val="000000"/>
+          <w:szCs w:val="28"/>
+        </w:rPr>
+      </w:pPr>
+      <w:r>
+        <w:rPr>
+          <w:rFonts w:eastAsia="Calibri"/>
+          <w:color w:val="000000"/>
+          <w:szCs w:val="28"/>
+        </w:rPr>
+        <w:t>Студент группы КТбо</w:t>
+      </w:r>
+      <w:r>
+        <w:rPr>
+          <w:rFonts w:eastAsia="Calibri"/>
+          <w:color w:val="000000"/>
+          <w:szCs w:val="28"/>
+        </w:rPr>
+        <w:t>4</w:t>
+      </w:r>
+      <w:r>
+        <w:rPr>
+          <w:rFonts w:eastAsia="Calibri"/>
+          <w:color w:val="000000"/>
+          <w:szCs w:val="28"/>
+        </w:rPr>
+        <w:t>-2</w:t>
+      </w:r>
+      <w:r>
+        <w:rPr>
+          <w:rFonts w:eastAsia="Calibri"/>
+          <w:color w:val="000000"/>
+          <w:szCs w:val="28"/>
+        </w:rPr>
+        <w:ptab w:relativeTo="margin" w:alignment="center" w:leader="none"/>
+      </w:r>
+      <w:r>
+        <w:rPr>
+          <w:rFonts w:eastAsia="Calibri"/>
+          <w:color w:val="000000"/>
+          <w:szCs w:val="28"/>
+        </w:rPr>
+        <w:t xml:space="preserve"> ___________ </w:t>
+      </w:r>
+      <w:r>
+        <w:rPr>
+          <w:rFonts w:eastAsia="Calibri"/>
+          <w:color w:val="000000"/>
+          <w:szCs w:val="28"/>
+        </w:rPr>
+        <w:ptab w:relativeTo="margin" w:alignment="right" w:leader="none"/>
+      </w:r>
+      <w:r>
+        <w:rPr>
+          <w:rFonts w:eastAsia="Calibri"/>
+          <w:color w:val="000000"/>
+          <w:szCs w:val="28"/>
+        </w:rPr>
+        <w:t xml:space="preserve">Д. Д. Карасенко </w:t>
+      </w:r>
+    </w:p>
+    <w:p>
+      <w:pPr>
+        <w:keepLines/>
+        <w:suppressLineNumbers/>
+        <w:spacing w:before="360"/>
+        <w:rPr>
+          <w:rFonts w:eastAsia="Calibri"/>
+          <w:color w:val="000000"/>
+          <w:szCs w:val="28"/>
+        </w:rPr>
+      </w:pPr>
+      <w:r>
+        <w:rPr>
+          <w:rFonts w:eastAsia="Calibri"/>
+          <w:color w:val="000000"/>
+          <w:szCs w:val="28"/>
+        </w:rPr>
+        <w:t>Принял</w:t>
+      </w:r>
+      <w:r>
+        <w:rPr>
+          <w:rFonts w:eastAsia="Calibri"/>
+          <w:color w:val="000000"/>
+          <w:szCs w:val="28"/>
+        </w:rPr>
+        <w:br/>
+      </w:r>
+      <w:r>
+        <w:rPr>
+          <w:rFonts w:eastAsia="Times New Roman"/>
+          <w:szCs w:val="28"/>
+        </w:rPr>
+        <w:t xml:space="preserve">Ассистент каф. САиТ </w:t>
+      </w:r>
+      <w:r>
+        <w:rPr>
+          <w:rFonts w:eastAsia="Times New Roman"/>
+          <w:szCs w:val="28"/>
+        </w:rPr>
+        <w:tab/>
+      </w:r>
+      <w:r>
+        <w:rPr>
+          <w:rFonts w:eastAsia="Times New Roman"/>
+          <w:szCs w:val="28"/>
+        </w:rPr>
+        <w:tab/>
+        <w:t xml:space="preserve">     </w:t>
+      </w:r>
+      <w:r>
+        <w:rPr>
+          <w:rFonts w:eastAsia="Calibri"/>
+          <w:color w:val="000000"/>
+          <w:szCs w:val="28"/>
+        </w:rPr>
+        <w:t xml:space="preserve">___________ </w:t>
+      </w:r>
+      <w:r>
+        <w:rPr>
+          <w:rFonts w:eastAsia="Calibri"/>
+          <w:color w:val="000000"/>
+          <w:szCs w:val="28"/>
+        </w:rPr>
+        <w:ptab w:relativeTo="margin" w:alignment="right" w:leader="none"/>
+      </w:r>
+      <w:r>
+        <w:rPr>
+          <w:rFonts w:eastAsia="Calibri"/>
+          <w:color w:val="000000"/>
+          <w:szCs w:val="28"/>
+        </w:rPr>
+        <w:t>А. Ю.</w:t>
+      </w:r>
+      <w:r>
+        <w:t xml:space="preserve"> </w:t>
+      </w:r>
+      <w:r>
+        <w:rPr>
+          <w:rFonts w:eastAsia="Calibri"/>
+          <w:color w:val="000000"/>
+          <w:szCs w:val="28"/>
+        </w:rPr>
+        <w:t>Борисов</w:t>
+      </w:r>
+    </w:p>
+    <w:p>
+      <w:pPr>
+        <w:suppressLineNumbers/>
+        <w:spacing w:before="3000"/>
+        <w:ind w:firstLine="567"/>
+        <w:jc w:val="center"/>
+        <w:rPr>
+          <w:rFonts w:eastAsia="Calibri"/>
+          <w:color w:val="000000"/>
+          <w:szCs w:val="28"/>
+        </w:rPr>
+      </w:pPr>
+      <w:r>
+        <w:rPr>
+          <w:rFonts w:eastAsia="Calibri"/>
+          <w:color w:val="000000"/>
+          <w:szCs w:val="28"/>
+        </w:rPr>
+        <w:t>Таганрог 2026</w:t>
+      </w:r>
+    </w:p>
+    <w:p>
+      <w:pPr>
         <w:pStyle w:val="1"/>
-      </w:pPr>
-      <w:r>
+        <w:spacing w:line="360" w:lineRule="auto"/>
+      </w:pPr>
+      <w:r>
+        <w:lastRenderedPageBreak/>
         <w:t>Цель работы</w:t>
       </w:r>
     </w:p>
     <w:p>
       <w:pPr>
+        <w:spacing w:line="360" w:lineRule="auto"/>
         <w:ind w:firstLine="708"/>
       </w:pPr>
       <w:r>
@@ -23,6 +412,7 @@
     </w:p>
     <w:p>
       <w:pPr>
+        <w:spacing w:line="360" w:lineRule="auto"/>
         <w:ind w:firstLine="708"/>
       </w:pPr>
       <w:r>
@@ -42,6 +432,7 @@
           <w:ilvl w:val="0"/>
           <w:numId w:val="1"/>
         </w:numPr>
+        <w:spacing w:line="360" w:lineRule="auto"/>
       </w:pPr>
       <w:r>
         <w:t>Настроить графики работы и хранение истории окладов.</w:t>
@@ -54,6 +445,7 @@
           <w:ilvl w:val="0"/>
           <w:numId w:val="1"/>
         </w:numPr>
+        <w:spacing w:line="360" w:lineRule="auto"/>
       </w:pPr>
       <w:r>
         <w:t>Создать планы видов расчёта и регистры расчёта.</w:t>
@@ -66,6 +458,7 @@
           <w:ilvl w:val="0"/>
           <w:numId w:val="1"/>
         </w:numPr>
+        <w:spacing w:line="360" w:lineRule="auto"/>
       </w:pPr>
       <w:r>
         <w:t>Реализовать документ «Начисление зарплаты» и расчёт премии по стажу.</w:t>
@@ -78,6 +471,7 @@
           <w:ilvl w:val="0"/>
           <w:numId w:val="1"/>
         </w:numPr>
+        <w:spacing w:line="360" w:lineRule="auto"/>
       </w:pPr>
       <w:r>
         <w:t>Проверить метод отклонений, базовый период и ограничения одного месяца.</w:t>
@@ -86,6 +480,7 @@
     <w:p>
       <w:pPr>
         <w:pStyle w:val="1"/>
+        <w:spacing w:line="360" w:lineRule="auto"/>
       </w:pPr>
       <w:r>
         <w:t>Ход работы</w:t>
@@ -93,6 +488,7 @@
     </w:p>
     <w:p>
       <w:pPr>
+        <w:spacing w:line="360" w:lineRule="auto"/>
         <w:ind w:firstLine="708"/>
       </w:pPr>
       <w:r>
@@ -138,9 +534,13 @@
     <w:p>
       <w:pPr>
         <w:keepNext/>
+        <w:spacing w:line="360" w:lineRule="auto"/>
         <w:jc w:val="center"/>
       </w:pPr>
       <w:r>
+        <w:rPr>
+          <w:noProof/>
+        </w:rPr>
         <w:drawing>
           <wp:inline distT="0" distB="0" distL="0" distR="0" wp14:anchorId="021235C8" wp14:editId="28E3153E">
             <wp:extent cx="5234669" cy="3579495"/>
@@ -181,6 +581,7 @@
     <w:p>
       <w:pPr>
         <w:pStyle w:val="a3"/>
+        <w:spacing w:line="360" w:lineRule="auto"/>
       </w:pPr>
       <w:r>
         <w:t xml:space="preserve">Рисунок </w:t>
@@ -209,9 +610,11 @@
     </w:p>
     <w:p>
       <w:pPr>
+        <w:spacing w:line="360" w:lineRule="auto"/>
         <w:ind w:firstLine="708"/>
       </w:pPr>
       <w:r>
+        <w:lastRenderedPageBreak/>
         <w:t xml:space="preserve">Далее создадим регистр сведений </w:t>
       </w:r>
       <w:r>
@@ -302,10 +705,13 @@
     <w:p>
       <w:pPr>
         <w:keepNext/>
+        <w:spacing w:line="360" w:lineRule="auto"/>
         <w:jc w:val="center"/>
       </w:pPr>
       <w:r>
-        <w:lastRenderedPageBreak/>
+        <w:rPr>
+          <w:noProof/>
+        </w:rPr>
         <w:drawing>
           <wp:inline distT="0" distB="0" distL="0" distR="0" wp14:anchorId="496191D8" wp14:editId="3F24F5DE">
             <wp:extent cx="2534004" cy="1619476"/>
@@ -346,6 +752,7 @@
     <w:p>
       <w:pPr>
         <w:pStyle w:val="a3"/>
+        <w:spacing w:line="360" w:lineRule="auto"/>
       </w:pPr>
       <w:r>
         <w:t xml:space="preserve">Рисунок </w:t>
@@ -377,6 +784,7 @@
     </w:p>
     <w:p>
       <w:pPr>
+        <w:spacing w:line="360" w:lineRule="auto"/>
         <w:ind w:firstLine="708"/>
       </w:pPr>
       <w:r>
@@ -473,9 +881,13 @@
     <w:p>
       <w:pPr>
         <w:keepNext/>
+        <w:spacing w:line="360" w:lineRule="auto"/>
         <w:jc w:val="center"/>
       </w:pPr>
       <w:r>
+        <w:rPr>
+          <w:noProof/>
+        </w:rPr>
         <w:drawing>
           <wp:inline distT="0" distB="0" distL="0" distR="0" wp14:anchorId="14331769" wp14:editId="062F718F">
             <wp:extent cx="4877458" cy="3894667"/>
@@ -516,109 +928,110 @@
     <w:p>
       <w:pPr>
         <w:pStyle w:val="a3"/>
-        <w:rPr>
+        <w:spacing w:line="360" w:lineRule="auto"/>
+      </w:pPr>
+      <w:r>
+        <w:t xml:space="preserve">Рисунок </w:t>
+      </w:r>
+      <w:r>
+        <w:fldChar w:fldCharType="begin"/>
+      </w:r>
+      <w:r>
+        <w:instrText xml:space="preserve"> SEQ Рисунок \* ARABIC </w:instrText>
+      </w:r>
+      <w:r>
+        <w:fldChar w:fldCharType="separate"/>
+      </w:r>
+      <w:r>
+        <w:rPr>
+          <w:noProof/>
+        </w:rPr>
+        <w:t>3</w:t>
+      </w:r>
+      <w:r>
+        <w:fldChar w:fldCharType="end"/>
+      </w:r>
+      <w:r>
+        <w:t xml:space="preserve"> форма </w:t>
+      </w:r>
+      <w:r>
+        <w:t>обработк</w:t>
+      </w:r>
+      <w:r>
+        <w:t>и</w:t>
+      </w:r>
+      <w:r>
+        <w:t xml:space="preserve"> “ЗаполнениеГрафика”</w:t>
+      </w:r>
+    </w:p>
+    <w:p>
+      <w:pPr>
+        <w:spacing w:line="360" w:lineRule="auto"/>
+        <w:ind w:firstLine="708"/>
+      </w:pPr>
+      <w:r>
+        <w:lastRenderedPageBreak/>
+        <w:t xml:space="preserve">Реализуем процедуру </w:t>
+      </w:r>
+      <w:r>
+        <w:t>“</w:t>
+      </w:r>
+      <w:r>
+        <w:t>Заполнить</w:t>
+      </w:r>
+      <w:r>
+        <w:t>”</w:t>
+      </w:r>
+      <w:r>
+        <w:t xml:space="preserve">. </w:t>
+      </w:r>
+      <w:r>
+        <w:t xml:space="preserve">На клиенте вызывается </w:t>
+      </w:r>
+      <w:r>
+        <w:t xml:space="preserve">серверная </w:t>
+      </w:r>
+      <w:r>
+        <w:t>процедура</w:t>
+      </w:r>
+      <w:r>
+        <w:t xml:space="preserve"> </w:t>
+      </w:r>
+      <w:r>
+        <w:t>“</w:t>
+      </w:r>
+      <w:r>
+        <w:t>ВыполнитьОбратку</w:t>
+      </w:r>
+      <w:r>
+        <w:t>”</w:t>
+      </w:r>
+      <w:r>
+        <w:t xml:space="preserve">, которая вызывает процедуру </w:t>
+      </w:r>
+      <w:r>
+        <w:t>“</w:t>
+      </w:r>
+      <w:r>
+        <w:t>ЗаполнитьГрафик</w:t>
+      </w:r>
+      <w:r>
+        <w:t>”</w:t>
+      </w:r>
+      <w:r>
+        <w:t xml:space="preserve">. </w:t>
+      </w:r>
+    </w:p>
+    <w:p>
+      <w:pPr>
+        <w:keepNext/>
+        <w:spacing w:line="360" w:lineRule="auto"/>
+      </w:pPr>
+      <w:r>
+        <w:rPr>
+          <w:noProof/>
           <w:lang w:val="en-US"/>
         </w:rPr>
-      </w:pPr>
-      <w:r>
-        <w:t xml:space="preserve">Рисунок </w:t>
-      </w:r>
-      <w:r>
-        <w:fldChar w:fldCharType="begin"/>
-      </w:r>
-      <w:r>
-        <w:instrText xml:space="preserve"> SEQ Рисунок \* ARABIC </w:instrText>
-      </w:r>
-      <w:r>
-        <w:fldChar w:fldCharType="separate"/>
-      </w:r>
-      <w:r>
-        <w:rPr>
-          <w:noProof/>
-        </w:rPr>
-        <w:t>3</w:t>
-      </w:r>
-      <w:r>
-        <w:fldChar w:fldCharType="end"/>
-      </w:r>
-      <w:r>
-        <w:t xml:space="preserve"> форма </w:t>
-      </w:r>
-      <w:r>
-        <w:t>обработк</w:t>
-      </w:r>
-      <w:r>
-        <w:t>и</w:t>
-      </w:r>
-      <w:r>
-        <w:t xml:space="preserve"> “ЗаполнениеГрафика”</w:t>
-      </w:r>
-    </w:p>
-    <w:p>
-      <w:pPr>
-        <w:ind w:firstLine="708"/>
-      </w:pPr>
-      <w:r>
-        <w:t xml:space="preserve">Реализуем процедуру </w:t>
-      </w:r>
-      <w:r>
-        <w:t>“</w:t>
-      </w:r>
-      <w:r>
-        <w:t>Заполнить</w:t>
-      </w:r>
-      <w:r>
-        <w:t>”</w:t>
-      </w:r>
-      <w:r>
-        <w:t xml:space="preserve">. </w:t>
-      </w:r>
-      <w:r>
-        <w:t xml:space="preserve">На клиенте вызывается </w:t>
-      </w:r>
-      <w:r>
-        <w:t xml:space="preserve">серверная </w:t>
-      </w:r>
-      <w:r>
-        <w:t>процедура</w:t>
-      </w:r>
-      <w:r>
-        <w:t xml:space="preserve"> </w:t>
-      </w:r>
-      <w:r>
-        <w:t>“</w:t>
-      </w:r>
-      <w:r>
-        <w:t>ВыполнитьОбратку</w:t>
-      </w:r>
-      <w:r>
-        <w:t>”</w:t>
-      </w:r>
-      <w:r>
-        <w:t xml:space="preserve">, которая вызывает процедуру </w:t>
-      </w:r>
-      <w:r>
-        <w:t>“</w:t>
-      </w:r>
-      <w:r>
-        <w:t>ЗаполнитьГрафик</w:t>
-      </w:r>
-      <w:r>
-        <w:t>”</w:t>
-      </w:r>
-      <w:r>
-        <w:t xml:space="preserve">. </w:t>
-      </w:r>
-    </w:p>
-    <w:p>
-      <w:pPr>
-        <w:keepNext/>
-      </w:pPr>
-      <w:r>
-        <w:rPr>
-          <w:lang w:val="en-US"/>
-        </w:rPr>
-        <w:lastRenderedPageBreak/>
         <w:drawing>
           <wp:inline distT="0" distB="0" distL="0" distR="0" wp14:anchorId="79E709B8" wp14:editId="6DB5781F">
             <wp:extent cx="5940425" cy="1248410"/>
@@ -659,6 +1072,7 @@
     <w:p>
       <w:pPr>
         <w:pStyle w:val="a3"/>
+        <w:spacing w:line="360" w:lineRule="auto"/>
       </w:pPr>
       <w:r>
         <w:t xml:space="preserve">Рисунок </w:t>
@@ -690,10 +1104,8 @@
     </w:p>
     <w:p>
       <w:pPr>
+        <w:spacing w:line="360" w:lineRule="auto"/>
         <w:ind w:firstLine="708"/>
-        <w:rPr>
-          <w:lang w:val="en-US"/>
-        </w:rPr>
       </w:pPr>
       <w:r>
         <w:t xml:space="preserve">Далее создадим саму процедуру </w:t>
@@ -714,39 +1126,17 @@
         <w:t xml:space="preserve"> </w:t>
       </w:r>
       <w:r>
-        <w:t xml:space="preserve">Процедура заполняет регистр сведений </w:t>
-      </w:r>
-      <w:r>
-        <w:t>“</w:t>
-      </w:r>
-      <w:r>
-        <w:t>ГрафикиРаботы</w:t>
-      </w:r>
-      <w:r>
-        <w:t>”</w:t>
-      </w:r>
-      <w:r>
-        <w:t xml:space="preserve"> записями на каждую дату указанного периода, помечая дни как рабочие </w:t>
-      </w:r>
-      <w:r>
-        <w:t xml:space="preserve">- </w:t>
-      </w:r>
-      <w:r>
-        <w:t xml:space="preserve">1 или выходные </w:t>
-      </w:r>
-      <w:r>
-        <w:t xml:space="preserve">- </w:t>
-      </w:r>
-      <w:r>
-        <w:t>0.</w:t>
+        <w:t>Процедура заполняет регистр сведений “ГрафикиРаботы” записями на каждую дату указанного периода, помечая дни как рабочие - 1 или выходные - 0.</w:t>
       </w:r>
     </w:p>
     <w:p>
       <w:pPr>
         <w:keepNext/>
-      </w:pPr>
-      <w:r>
-        <w:rPr>
+        <w:spacing w:line="360" w:lineRule="auto"/>
+      </w:pPr>
+      <w:r>
+        <w:rPr>
+          <w:noProof/>
           <w:lang w:val="en-US"/>
         </w:rPr>
         <w:drawing>
@@ -789,9 +1179,7 @@
     <w:p>
       <w:pPr>
         <w:pStyle w:val="a3"/>
-        <w:rPr>
-          <w:lang w:val="en-US"/>
-        </w:rPr>
+        <w:spacing w:line="360" w:lineRule="auto"/>
       </w:pPr>
       <w:r>
         <w:t xml:space="preserve">Рисунок </w:t>
@@ -829,6 +1217,7 @@
     </w:p>
     <w:p>
       <w:pPr>
+        <w:spacing w:line="360" w:lineRule="auto"/>
         <w:ind w:firstLine="708"/>
       </w:pPr>
       <w:r>
@@ -841,9 +1230,14 @@
     <w:p>
       <w:pPr>
         <w:keepNext/>
+        <w:spacing w:line="360" w:lineRule="auto"/>
         <w:jc w:val="center"/>
       </w:pPr>
       <w:r>
+        <w:rPr>
+          <w:noProof/>
+        </w:rPr>
+        <w:lastRenderedPageBreak/>
         <w:drawing>
           <wp:inline distT="0" distB="0" distL="0" distR="0" wp14:anchorId="65385313" wp14:editId="0996EE77">
             <wp:extent cx="5327650" cy="1703367"/>
@@ -884,6 +1278,7 @@
     <w:p>
       <w:pPr>
         <w:pStyle w:val="a3"/>
+        <w:spacing w:line="360" w:lineRule="auto"/>
       </w:pPr>
       <w:r>
         <w:t xml:space="preserve">Рисунок </w:t>
@@ -921,6 +1316,7 @@
     </w:p>
     <w:p>
       <w:pPr>
+        <w:spacing w:line="360" w:lineRule="auto"/>
         <w:ind w:firstLine="708"/>
       </w:pPr>
       <w:r>
@@ -942,9 +1338,12 @@
     <w:p>
       <w:pPr>
         <w:keepNext/>
-      </w:pPr>
-      <w:r>
-        <w:lastRenderedPageBreak/>
+        <w:spacing w:line="360" w:lineRule="auto"/>
+      </w:pPr>
+      <w:r>
+        <w:rPr>
+          <w:noProof/>
+        </w:rPr>
         <w:drawing>
           <wp:inline distT="0" distB="0" distL="0" distR="0" wp14:anchorId="6886011B" wp14:editId="3A7D3404">
             <wp:extent cx="5940425" cy="2671445"/>
@@ -985,6 +1384,7 @@
     <w:p>
       <w:pPr>
         <w:pStyle w:val="a3"/>
+        <w:spacing w:line="360" w:lineRule="auto"/>
       </w:pPr>
       <w:r>
         <w:t xml:space="preserve">Рисунок </w:t>
@@ -1016,6 +1416,7 @@
     </w:p>
     <w:p>
       <w:pPr>
+        <w:spacing w:line="360" w:lineRule="auto"/>
         <w:ind w:firstLine="708"/>
       </w:pPr>
       <w:r>
@@ -1024,6 +1425,7 @@
     </w:p>
     <w:p>
       <w:pPr>
+        <w:spacing w:line="360" w:lineRule="auto"/>
         <w:ind w:firstLine="708"/>
       </w:pPr>
       <w:r>
@@ -1033,13 +1435,7 @@
         <w:t xml:space="preserve"> </w:t>
       </w:r>
       <w:r>
-        <w:t>“</w:t>
-      </w:r>
-      <w:r>
-        <w:t>ДатаНачалаУчетаВБазе</w:t>
-      </w:r>
-      <w:r>
-        <w:t xml:space="preserve">”, </w:t>
+        <w:t xml:space="preserve">“ДатаНачалаУчетаВБазе”, </w:t>
       </w:r>
       <w:r>
         <w:t xml:space="preserve">будем использовать её </w:t>
@@ -1053,6 +1449,7 @@
     </w:p>
     <w:p>
       <w:pPr>
+        <w:spacing w:line="360" w:lineRule="auto"/>
         <w:ind w:firstLine="708"/>
       </w:pPr>
       <w:r>
@@ -1062,13 +1459,7 @@
         <w:t xml:space="preserve">регистр сведений </w:t>
       </w:r>
       <w:r>
-        <w:t>“</w:t>
-      </w:r>
-      <w:r>
-        <w:t>СведенияОСотрудниках</w:t>
-      </w:r>
-      <w:r>
-        <w:t xml:space="preserve">”, </w:t>
+        <w:t xml:space="preserve">“СведенияОСотрудниках”, </w:t>
       </w:r>
       <w:r>
         <w:t xml:space="preserve">периодичность в пределах дня, </w:t>
@@ -1092,9 +1483,14 @@
     <w:p>
       <w:pPr>
         <w:keepNext/>
+        <w:spacing w:line="360" w:lineRule="auto"/>
         <w:jc w:val="center"/>
       </w:pPr>
       <w:r>
+        <w:rPr>
+          <w:noProof/>
+        </w:rPr>
+        <w:lastRenderedPageBreak/>
         <w:drawing>
           <wp:inline distT="0" distB="0" distL="0" distR="0" wp14:anchorId="0ACA7E29" wp14:editId="794DEAE3">
             <wp:extent cx="2457301" cy="1990725"/>
@@ -1135,6 +1531,7 @@
     <w:p>
       <w:pPr>
         <w:pStyle w:val="a3"/>
+        <w:spacing w:line="360" w:lineRule="auto"/>
       </w:pPr>
       <w:r>
         <w:t xml:space="preserve">Рисунок </w:t>
@@ -1166,6 +1563,7 @@
     </w:p>
     <w:p>
       <w:pPr>
+        <w:spacing w:line="360" w:lineRule="auto"/>
         <w:ind w:firstLine="708"/>
       </w:pPr>
       <w:r>
@@ -1205,9 +1603,13 @@
     <w:p>
       <w:pPr>
         <w:keepNext/>
+        <w:spacing w:line="360" w:lineRule="auto"/>
         <w:jc w:val="center"/>
       </w:pPr>
       <w:r>
+        <w:rPr>
+          <w:noProof/>
+        </w:rPr>
         <w:drawing>
           <wp:inline distT="0" distB="0" distL="0" distR="0" wp14:anchorId="27CB225D" wp14:editId="36F217B6">
             <wp:extent cx="3505689" cy="1152686"/>
@@ -1248,6 +1650,7 @@
     <w:p>
       <w:pPr>
         <w:pStyle w:val="a3"/>
+        <w:spacing w:line="360" w:lineRule="auto"/>
       </w:pPr>
       <w:r>
         <w:t xml:space="preserve">Рисунок </w:t>
@@ -1279,10 +1682,10 @@
     </w:p>
     <w:p>
       <w:pPr>
+        <w:spacing w:line="360" w:lineRule="auto"/>
         <w:ind w:firstLine="708"/>
       </w:pPr>
       <w:r>
-        <w:lastRenderedPageBreak/>
         <w:t>Создадим р</w:t>
       </w:r>
       <w:r>
@@ -1325,9 +1728,13 @@
     <w:p>
       <w:pPr>
         <w:keepNext/>
+        <w:spacing w:line="360" w:lineRule="auto"/>
         <w:jc w:val="center"/>
       </w:pPr>
       <w:r>
+        <w:rPr>
+          <w:noProof/>
+        </w:rPr>
         <w:drawing>
           <wp:inline distT="0" distB="0" distL="0" distR="0" wp14:anchorId="708A1B02" wp14:editId="7D3B11E3">
             <wp:extent cx="3467584" cy="2600688"/>
@@ -1368,6 +1775,7 @@
     <w:p>
       <w:pPr>
         <w:pStyle w:val="a3"/>
+        <w:spacing w:line="360" w:lineRule="auto"/>
       </w:pPr>
       <w:r>
         <w:t xml:space="preserve">Рисунок </w:t>
@@ -1391,28 +1799,29 @@
         <w:fldChar w:fldCharType="end"/>
       </w:r>
       <w:r>
-        <w:rPr>
-          <w:lang w:val="en-US"/>
-        </w:rPr>
-        <w:t xml:space="preserve"> </w:t>
-      </w:r>
-      <w:r>
-        <w:rPr>
-          <w:lang w:val="en-US"/>
-        </w:rPr>
-        <w:t>регистр “ШкалаПроцентовПремииОтСтажа”</w:t>
-      </w:r>
-    </w:p>
-    <w:p>
+        <w:t xml:space="preserve"> регистр “ШкалаПроцентовПремииОтСтажа”</w:t>
+      </w:r>
+    </w:p>
+    <w:p>
+      <w:pPr>
+        <w:spacing w:line="360" w:lineRule="auto"/>
+        <w:ind w:firstLine="708"/>
+      </w:pPr>
       <w:r>
         <w:t>Добавим в этот регистр следующие данные.</w:t>
       </w:r>
     </w:p>
     <w:p>
       <w:pPr>
+        <w:keepNext/>
+        <w:spacing w:line="360" w:lineRule="auto"/>
         <w:jc w:val="center"/>
       </w:pPr>
       <w:r>
+        <w:rPr>
+          <w:noProof/>
+        </w:rPr>
+        <w:lastRenderedPageBreak/>
         <w:drawing>
           <wp:inline distT="0" distB="0" distL="0" distR="0" wp14:anchorId="5724B447" wp14:editId="73C5D171">
             <wp:extent cx="3831553" cy="2288887"/>
@@ -1452,10 +1861,3055 @@
     </w:p>
     <w:p>
       <w:pPr>
+        <w:pStyle w:val="a3"/>
+        <w:spacing w:line="360" w:lineRule="auto"/>
+      </w:pPr>
+      <w:r>
+        <w:t xml:space="preserve">Рисунок </w:t>
+      </w:r>
+      <w:r>
+        <w:fldChar w:fldCharType="begin"/>
+      </w:r>
+      <w:r>
+        <w:instrText xml:space="preserve"> SEQ Рисунок \* ARABIC </w:instrText>
+      </w:r>
+      <w:r>
+        <w:fldChar w:fldCharType="separate"/>
+      </w:r>
+      <w:r>
+        <w:rPr>
+          <w:noProof/>
+        </w:rPr>
+        <w:t>11</w:t>
+      </w:r>
+      <w:r>
+        <w:fldChar w:fldCharType="end"/>
+      </w:r>
+      <w:r>
+        <w:t xml:space="preserve"> данные добавленные в пользовательском режиме</w:t>
+      </w:r>
+    </w:p>
+    <w:p>
+      <w:pPr>
+        <w:spacing w:line="360" w:lineRule="auto"/>
+        <w:ind w:firstLine="708"/>
+      </w:pPr>
+      <w:r>
+        <w:t>Создадим план видов расчета</w:t>
+      </w:r>
+      <w:r>
+        <w:t xml:space="preserve"> </w:t>
+      </w:r>
+      <w:r>
+        <w:t>“</w:t>
+      </w:r>
+      <w:r>
+        <w:t>ОсновныеНачисления</w:t>
+      </w:r>
+      <w:r>
+        <w:t>”</w:t>
+      </w:r>
+      <w:r>
+        <w:t>.</w:t>
+      </w:r>
+      <w:r>
+        <w:t xml:space="preserve"> </w:t>
+      </w:r>
+      <w:r>
+        <w:t>В свойствах указать</w:t>
+      </w:r>
+      <w:r>
+        <w:t>, что и</w:t>
+      </w:r>
+      <w:r>
+        <w:t>спользуется период действия</w:t>
+      </w:r>
+      <w:r>
+        <w:t>.</w:t>
+      </w:r>
+      <w:r>
+        <w:t xml:space="preserve"> Добавляем 2 предопределённых </w:t>
+      </w:r>
+      <w:r>
+        <w:t xml:space="preserve">вида расчета </w:t>
+      </w:r>
+      <w:r>
+        <w:t>–</w:t>
+      </w:r>
+      <w:r>
+        <w:t xml:space="preserve"> </w:t>
+      </w:r>
+      <w:r>
+        <w:t>“</w:t>
+      </w:r>
+      <w:r>
+        <w:t>Оклад</w:t>
+      </w:r>
+      <w:r>
+        <w:t xml:space="preserve">” </w:t>
+      </w:r>
+      <w:r>
+        <w:t xml:space="preserve">и </w:t>
+      </w:r>
+      <w:r>
+        <w:t>“</w:t>
+      </w:r>
+      <w:r>
+        <w:t>Отпуск</w:t>
+      </w:r>
+      <w:r>
+        <w:t>”</w:t>
+      </w:r>
+      <w:r>
+        <w:t xml:space="preserve">. </w:t>
+      </w:r>
+      <w:r>
+        <w:t>“</w:t>
+      </w:r>
+      <w:r>
+        <w:t>Отпуск</w:t>
+      </w:r>
+      <w:r>
+        <w:t>”</w:t>
+      </w:r>
+      <w:r>
+        <w:t xml:space="preserve"> настраивае</w:t>
+      </w:r>
+      <w:r>
+        <w:t>м</w:t>
+      </w:r>
+      <w:r>
+        <w:t xml:space="preserve"> как вытесняющий для </w:t>
+      </w:r>
+      <w:r>
+        <w:t>“</w:t>
+      </w:r>
+      <w:r>
+        <w:t>Оклад</w:t>
+      </w:r>
+      <w:r>
+        <w:t>”.</w:t>
+      </w:r>
+    </w:p>
+    <w:p>
+      <w:pPr>
+        <w:keepNext/>
+        <w:spacing w:line="360" w:lineRule="auto"/>
+        <w:jc w:val="center"/>
+      </w:pPr>
+      <w:r>
+        <w:rPr>
+          <w:noProof/>
+        </w:rPr>
+        <w:drawing>
+          <wp:inline distT="0" distB="0" distL="0" distR="0" wp14:anchorId="3178288C" wp14:editId="488EE4EE">
+            <wp:extent cx="4947965" cy="2849245"/>
+            <wp:effectExtent l="0" t="0" r="5080" b="8255"/>
+            <wp:docPr id="12" name="Рисунок 12"/>
+            <wp:cNvGraphicFramePr>
+              <a:graphicFrameLocks xmlns:a="http://schemas.openxmlformats.org/drawingml/2006/main" noChangeAspect="1"/>
+            </wp:cNvGraphicFramePr>
+            <a:graphic xmlns:a="http://schemas.openxmlformats.org/drawingml/2006/main">
+              <a:graphicData uri="http://schemas.openxmlformats.org/drawingml/2006/picture">
+                <pic:pic xmlns:pic="http://schemas.openxmlformats.org/drawingml/2006/picture">
+                  <pic:nvPicPr>
+                    <pic:cNvPr id="1" name=""/>
+                    <pic:cNvPicPr/>
+                  </pic:nvPicPr>
+                  <pic:blipFill>
+                    <a:blip r:embed="rId16"/>
+                    <a:stretch>
+                      <a:fillRect/>
+                    </a:stretch>
+                  </pic:blipFill>
+                  <pic:spPr>
+                    <a:xfrm>
+                      <a:off x="0" y="0"/>
+                      <a:ext cx="4955839" cy="2853779"/>
+                    </a:xfrm>
+                    <a:prstGeom prst="rect">
+                      <a:avLst/>
+                    </a:prstGeom>
+                  </pic:spPr>
+                </pic:pic>
+              </a:graphicData>
+            </a:graphic>
+          </wp:inline>
+        </w:drawing>
+      </w:r>
+    </w:p>
+    <w:p>
+      <w:pPr>
+        <w:pStyle w:val="a3"/>
+        <w:spacing w:line="360" w:lineRule="auto"/>
+      </w:pPr>
+      <w:r>
+        <w:t xml:space="preserve">Рисунок </w:t>
+      </w:r>
+      <w:r>
+        <w:fldChar w:fldCharType="begin"/>
+      </w:r>
+      <w:r>
+        <w:instrText xml:space="preserve"> SEQ Рисунок \* ARABIC </w:instrText>
+      </w:r>
+      <w:r>
+        <w:fldChar w:fldCharType="separate"/>
+      </w:r>
+      <w:r>
+        <w:rPr>
+          <w:noProof/>
+        </w:rPr>
+        <w:t>12</w:t>
+      </w:r>
+      <w:r>
+        <w:fldChar w:fldCharType="end"/>
+      </w:r>
+      <w:r>
+        <w:t xml:space="preserve"> план видов расчета “ОсновныеНачисления”</w:t>
+      </w:r>
+    </w:p>
+    <w:p>
+      <w:pPr>
+        <w:spacing w:line="360" w:lineRule="auto"/>
+        <w:ind w:firstLine="708"/>
+      </w:pPr>
+      <w:r>
+        <w:t>Настроим п</w:t>
+      </w:r>
+      <w:r>
+        <w:t>лан видов расчёта “ДополнительныеНачисления”</w:t>
+      </w:r>
+      <w:r>
+        <w:t>.</w:t>
+      </w:r>
+      <w:r>
+        <w:t xml:space="preserve"> Созда</w:t>
+      </w:r>
+      <w:r>
+        <w:t>дим</w:t>
+      </w:r>
+      <w:r>
+        <w:t xml:space="preserve"> предопределённый вид расчёта “Премия</w:t>
+      </w:r>
+      <w:r>
+        <w:t>”</w:t>
+      </w:r>
+      <w:r>
+        <w:t>.</w:t>
+      </w:r>
+      <w:r>
+        <w:t xml:space="preserve"> Для премии настро</w:t>
+      </w:r>
+      <w:r>
+        <w:t>им</w:t>
+      </w:r>
+      <w:r>
+        <w:t xml:space="preserve"> использование базы из основных начислений</w:t>
+      </w:r>
+      <w:r>
+        <w:t>.</w:t>
+      </w:r>
+    </w:p>
+    <w:p>
+      <w:pPr>
+        <w:keepNext/>
+        <w:spacing w:line="360" w:lineRule="auto"/>
+        <w:jc w:val="center"/>
+      </w:pPr>
+      <w:r>
+        <w:rPr>
+          <w:noProof/>
+          <w:lang w:val="en-US"/>
+        </w:rPr>
+        <w:lastRenderedPageBreak/>
+        <w:drawing>
+          <wp:inline distT="0" distB="0" distL="0" distR="0" wp14:anchorId="6A515942" wp14:editId="718F4D75">
+            <wp:extent cx="5346700" cy="3088570"/>
+            <wp:effectExtent l="0" t="0" r="6350" b="0"/>
+            <wp:docPr id="13" name="Рисунок 13"/>
+            <wp:cNvGraphicFramePr>
+              <a:graphicFrameLocks xmlns:a="http://schemas.openxmlformats.org/drawingml/2006/main" noChangeAspect="1"/>
+            </wp:cNvGraphicFramePr>
+            <a:graphic xmlns:a="http://schemas.openxmlformats.org/drawingml/2006/main">
+              <a:graphicData uri="http://schemas.openxmlformats.org/drawingml/2006/picture">
+                <pic:pic xmlns:pic="http://schemas.openxmlformats.org/drawingml/2006/picture">
+                  <pic:nvPicPr>
+                    <pic:cNvPr id="1" name=""/>
+                    <pic:cNvPicPr/>
+                  </pic:nvPicPr>
+                  <pic:blipFill>
+                    <a:blip r:embed="rId17"/>
+                    <a:stretch>
+                      <a:fillRect/>
+                    </a:stretch>
+                  </pic:blipFill>
+                  <pic:spPr>
+                    <a:xfrm>
+                      <a:off x="0" y="0"/>
+                      <a:ext cx="5353794" cy="3092668"/>
+                    </a:xfrm>
+                    <a:prstGeom prst="rect">
+                      <a:avLst/>
+                    </a:prstGeom>
+                  </pic:spPr>
+                </pic:pic>
+              </a:graphicData>
+            </a:graphic>
+          </wp:inline>
+        </w:drawing>
+      </w:r>
+    </w:p>
+    <w:p>
+      <w:pPr>
+        <w:pStyle w:val="a3"/>
+        <w:spacing w:line="360" w:lineRule="auto"/>
+      </w:pPr>
+      <w:r>
+        <w:t xml:space="preserve">Рисунок </w:t>
+      </w:r>
+      <w:r>
+        <w:fldChar w:fldCharType="begin"/>
+      </w:r>
+      <w:r>
+        <w:instrText xml:space="preserve"> SEQ Рисунок \* ARABIC </w:instrText>
+      </w:r>
+      <w:r>
+        <w:fldChar w:fldCharType="separate"/>
+      </w:r>
+      <w:r>
+        <w:rPr>
+          <w:noProof/>
+        </w:rPr>
+        <w:t>13</w:t>
+      </w:r>
+      <w:r>
+        <w:fldChar w:fldCharType="end"/>
+      </w:r>
+      <w:r>
+        <w:t xml:space="preserve"> </w:t>
+      </w:r>
+      <w:r>
+        <w:t>план видов расчёта “ДополнительныеНачисления”</w:t>
+      </w:r>
+    </w:p>
+    <w:p>
+      <w:pPr>
+        <w:keepNext/>
+        <w:spacing w:line="360" w:lineRule="auto"/>
+        <w:jc w:val="center"/>
+      </w:pPr>
+      <w:r>
+        <w:rPr>
+          <w:noProof/>
+        </w:rPr>
+        <w:drawing>
+          <wp:inline distT="0" distB="0" distL="0" distR="0" wp14:anchorId="46B5E4B2" wp14:editId="480A0FC6">
+            <wp:extent cx="4834468" cy="874657"/>
+            <wp:effectExtent l="0" t="0" r="4445" b="1905"/>
+            <wp:docPr id="14" name="Рисунок 14"/>
+            <wp:cNvGraphicFramePr>
+              <a:graphicFrameLocks xmlns:a="http://schemas.openxmlformats.org/drawingml/2006/main" noChangeAspect="1"/>
+            </wp:cNvGraphicFramePr>
+            <a:graphic xmlns:a="http://schemas.openxmlformats.org/drawingml/2006/main">
+              <a:graphicData uri="http://schemas.openxmlformats.org/drawingml/2006/picture">
+                <pic:pic xmlns:pic="http://schemas.openxmlformats.org/drawingml/2006/picture">
+                  <pic:nvPicPr>
+                    <pic:cNvPr id="1" name=""/>
+                    <pic:cNvPicPr/>
+                  </pic:nvPicPr>
+                  <pic:blipFill>
+                    <a:blip r:embed="rId18"/>
+                    <a:stretch>
+                      <a:fillRect/>
+                    </a:stretch>
+                  </pic:blipFill>
+                  <pic:spPr>
+                    <a:xfrm>
+                      <a:off x="0" y="0"/>
+                      <a:ext cx="4882968" cy="883432"/>
+                    </a:xfrm>
+                    <a:prstGeom prst="rect">
+                      <a:avLst/>
+                    </a:prstGeom>
+                  </pic:spPr>
+                </pic:pic>
+              </a:graphicData>
+            </a:graphic>
+          </wp:inline>
+        </w:drawing>
+      </w:r>
+    </w:p>
+    <w:p>
+      <w:pPr>
+        <w:pStyle w:val="a3"/>
+        <w:spacing w:line="360" w:lineRule="auto"/>
+      </w:pPr>
+      <w:r>
+        <w:t xml:space="preserve">Рисунок </w:t>
+      </w:r>
+      <w:r>
+        <w:fldChar w:fldCharType="begin"/>
+      </w:r>
+      <w:r>
+        <w:instrText xml:space="preserve"> SEQ Рисунок \* ARABIC </w:instrText>
+      </w:r>
+      <w:r>
+        <w:fldChar w:fldCharType="separate"/>
+      </w:r>
+      <w:r>
+        <w:rPr>
+          <w:noProof/>
+        </w:rPr>
+        <w:t>14</w:t>
+      </w:r>
+      <w:r>
+        <w:fldChar w:fldCharType="end"/>
+      </w:r>
+      <w:r>
+        <w:t xml:space="preserve"> свойства </w:t>
+      </w:r>
+      <w:r>
+        <w:t>план</w:t>
+      </w:r>
+      <w:r>
+        <w:t>а</w:t>
+      </w:r>
+      <w:r>
+        <w:t xml:space="preserve"> видов расчёта “ДополнительныеНачисления”</w:t>
+      </w:r>
+    </w:p>
+    <w:p>
+      <w:pPr>
+        <w:spacing w:line="360" w:lineRule="auto"/>
+        <w:ind w:firstLine="708"/>
+      </w:pPr>
+      <w:r>
+        <w:t xml:space="preserve">После создаём </w:t>
+      </w:r>
+      <w:r>
+        <w:t>регистр</w:t>
+      </w:r>
+      <w:r>
+        <w:t xml:space="preserve"> расчёта</w:t>
+      </w:r>
+      <w:r>
+        <w:t xml:space="preserve"> </w:t>
+      </w:r>
+      <w:r>
+        <w:t xml:space="preserve">“ОсновныеНачисления”. </w:t>
+      </w:r>
+      <w:r>
+        <w:t xml:space="preserve">В настройках выбираем </w:t>
+      </w:r>
+      <w:r>
+        <w:t xml:space="preserve">План видов расчета – ОсновныеНачисления, включаем </w:t>
+      </w:r>
+      <w:r>
+        <w:t>период действия, в поле график выбираем – ГрафикРаботы, в поле значение</w:t>
+      </w:r>
+      <w:r>
+        <w:t xml:space="preserve"> графика выбираем – Значение, в поле дата графика – Дата.</w:t>
+      </w:r>
+      <w:r>
+        <w:t xml:space="preserve"> После создаём измерение – </w:t>
+      </w:r>
+      <w:r>
+        <w:t>“</w:t>
+      </w:r>
+      <w:r>
+        <w:t>Сотрудник</w:t>
+      </w:r>
+      <w:r>
+        <w:t>”</w:t>
+      </w:r>
+      <w:r>
+        <w:t xml:space="preserve"> </w:t>
+      </w:r>
+      <w:r>
+        <w:t xml:space="preserve">- </w:t>
+      </w:r>
+      <w:r>
+        <w:t>СправочникСсылка.ФизическиеЛица</w:t>
+      </w:r>
+      <w:r>
+        <w:t>, в</w:t>
+      </w:r>
+      <w:r>
+        <w:t>кл</w:t>
+      </w:r>
+      <w:r>
+        <w:t>ючаем</w:t>
+      </w:r>
+      <w:r>
+        <w:t xml:space="preserve"> </w:t>
+      </w:r>
+      <w:r>
+        <w:t>з</w:t>
+      </w:r>
+      <w:r>
+        <w:t>апрет незаполненных значений</w:t>
+      </w:r>
+      <w:r>
+        <w:t xml:space="preserve"> и включаем </w:t>
+      </w:r>
+      <w:r>
+        <w:t>“</w:t>
+      </w:r>
+      <w:r>
+        <w:t>Базовое</w:t>
+      </w:r>
+      <w:r>
+        <w:t>”</w:t>
+      </w:r>
+      <w:r>
+        <w:t>.</w:t>
+      </w:r>
+      <w:r>
+        <w:t xml:space="preserve"> </w:t>
+      </w:r>
+      <w:r>
+        <w:t>Создаём ресурс – Результа</w:t>
+      </w:r>
+      <w:r>
+        <w:t xml:space="preserve">т - </w:t>
+      </w:r>
+      <w:r>
+        <w:t>число (10, 2)).</w:t>
+      </w:r>
+      <w:r>
+        <w:t xml:space="preserve"> Создаём 4 реквизита - </w:t>
+      </w:r>
+      <w:r>
+        <w:t>Оклад – Число(10;2)</w:t>
+      </w:r>
+      <w:r>
+        <w:t xml:space="preserve">, </w:t>
+      </w:r>
+      <w:r>
+        <w:t>РабочихДней – Число(5;0)</w:t>
+      </w:r>
+      <w:r>
+        <w:t xml:space="preserve">, </w:t>
+      </w:r>
+      <w:r>
+        <w:t>ОтработаноДней – Число(5;0</w:t>
+      </w:r>
+      <w:r>
+        <w:t>) и Г</w:t>
+      </w:r>
+      <w:r>
+        <w:t>рафикРаботы</w:t>
+      </w:r>
+      <w:r>
+        <w:t xml:space="preserve"> - </w:t>
+      </w:r>
+      <w:r>
+        <w:t>СправочникСсылка.ГрафикиРаботы; Связь с графиком – ГрафикРаботы</w:t>
+      </w:r>
+      <w:r>
+        <w:t>.</w:t>
+      </w:r>
+    </w:p>
+    <w:p>
+      <w:pPr>
+        <w:keepNext/>
+        <w:spacing w:line="360" w:lineRule="auto"/>
+        <w:jc w:val="center"/>
+      </w:pPr>
+      <w:r>
+        <w:rPr>
+          <w:noProof/>
+        </w:rPr>
+        <w:lastRenderedPageBreak/>
+        <w:drawing>
+          <wp:inline distT="0" distB="0" distL="0" distR="0" wp14:anchorId="34B8BBE5" wp14:editId="4471BC98">
+            <wp:extent cx="2455334" cy="2439745"/>
+            <wp:effectExtent l="0" t="0" r="2540" b="0"/>
+            <wp:docPr id="15" name="Рисунок 15"/>
+            <wp:cNvGraphicFramePr>
+              <a:graphicFrameLocks xmlns:a="http://schemas.openxmlformats.org/drawingml/2006/main" noChangeAspect="1"/>
+            </wp:cNvGraphicFramePr>
+            <a:graphic xmlns:a="http://schemas.openxmlformats.org/drawingml/2006/main">
+              <a:graphicData uri="http://schemas.openxmlformats.org/drawingml/2006/picture">
+                <pic:pic xmlns:pic="http://schemas.openxmlformats.org/drawingml/2006/picture">
+                  <pic:nvPicPr>
+                    <pic:cNvPr id="1" name=""/>
+                    <pic:cNvPicPr/>
+                  </pic:nvPicPr>
+                  <pic:blipFill>
+                    <a:blip r:embed="rId19"/>
+                    <a:stretch>
+                      <a:fillRect/>
+                    </a:stretch>
+                  </pic:blipFill>
+                  <pic:spPr>
+                    <a:xfrm>
+                      <a:off x="0" y="0"/>
+                      <a:ext cx="2464055" cy="2448410"/>
+                    </a:xfrm>
+                    <a:prstGeom prst="rect">
+                      <a:avLst/>
+                    </a:prstGeom>
+                  </pic:spPr>
+                </pic:pic>
+              </a:graphicData>
+            </a:graphic>
+          </wp:inline>
+        </w:drawing>
+      </w:r>
+    </w:p>
+    <w:p>
+      <w:pPr>
+        <w:pStyle w:val="a3"/>
+        <w:spacing w:line="360" w:lineRule="auto"/>
+      </w:pPr>
+      <w:r>
+        <w:t xml:space="preserve">Рисунок </w:t>
+      </w:r>
+      <w:r>
+        <w:fldChar w:fldCharType="begin"/>
+      </w:r>
+      <w:r>
+        <w:instrText xml:space="preserve"> SEQ Рисунок \* ARABIC </w:instrText>
+      </w:r>
+      <w:r>
+        <w:fldChar w:fldCharType="separate"/>
+      </w:r>
+      <w:r>
+        <w:rPr>
+          <w:noProof/>
+        </w:rPr>
+        <w:t>15</w:t>
+      </w:r>
+      <w:r>
+        <w:fldChar w:fldCharType="end"/>
+      </w:r>
+      <w:r>
+        <w:t xml:space="preserve"> </w:t>
+      </w:r>
+      <w:r>
+        <w:t>регистр расчёта “ОсновныеНачисления”</w:t>
+      </w:r>
+    </w:p>
+    <w:p>
+      <w:pPr>
+        <w:spacing w:line="360" w:lineRule="auto"/>
+        <w:ind w:firstLine="708"/>
+        <w:jc w:val="left"/>
+      </w:pPr>
+      <w:r>
+        <w:t>Создадим р</w:t>
+      </w:r>
+      <w:r>
+        <w:t xml:space="preserve">егистр расчёта </w:t>
+      </w:r>
+      <w:r>
+        <w:t>“</w:t>
+      </w:r>
+      <w:r>
+        <w:t>ДополнительныеНачисления</w:t>
+      </w:r>
+      <w:r>
+        <w:t>”</w:t>
+      </w:r>
+      <w:r>
+        <w:t>.</w:t>
+      </w:r>
+      <w:r>
+        <w:t xml:space="preserve"> </w:t>
+      </w:r>
+      <w:r>
+        <w:t>План видов расчёта</w:t>
+      </w:r>
+      <w:r>
+        <w:t xml:space="preserve"> – </w:t>
+      </w:r>
+      <w:r>
+        <w:t>ДополнительныеНачисления</w:t>
+      </w:r>
+      <w:r>
+        <w:t xml:space="preserve">, </w:t>
+      </w:r>
+      <w:r>
+        <w:t>Регистратор</w:t>
+      </w:r>
+      <w:r>
+        <w:t xml:space="preserve"> – </w:t>
+      </w:r>
+      <w:r>
+        <w:t>НачислениеЗарплаты</w:t>
+      </w:r>
+      <w:r>
+        <w:t xml:space="preserve">, </w:t>
+      </w:r>
+      <w:r>
+        <w:t>Базовый период</w:t>
+      </w:r>
+      <w:r>
+        <w:t xml:space="preserve"> – </w:t>
+      </w:r>
+      <w:r>
+        <w:t>Используется</w:t>
+      </w:r>
+      <w:r>
+        <w:t xml:space="preserve">, </w:t>
+      </w:r>
+      <w:r>
+        <w:t>Измерение</w:t>
+      </w:r>
+      <w:r>
+        <w:t xml:space="preserve"> - </w:t>
+      </w:r>
+      <w:r>
+        <w:t>Сотрудник - СправочникСсылка.ФизическиеЛица</w:t>
+      </w:r>
+      <w:r>
+        <w:t xml:space="preserve">, включаем </w:t>
+      </w:r>
+      <w:r>
+        <w:t xml:space="preserve">“Базовое”, Ресурс - </w:t>
+      </w:r>
+      <w:r>
+        <w:t>Результат - Число(10;2)</w:t>
+      </w:r>
+      <w:r>
+        <w:t xml:space="preserve"> и</w:t>
+      </w:r>
+      <w:r>
+        <w:t xml:space="preserve"> Реквизит</w:t>
+      </w:r>
+      <w:r>
+        <w:t>ы</w:t>
+      </w:r>
+      <w:r>
+        <w:t xml:space="preserve"> - БазаНачислений - Число(10;2), </w:t>
+      </w:r>
+      <w:r>
+        <w:t>Процент- Число(5;2)</w:t>
+      </w:r>
+      <w:r>
+        <w:t xml:space="preserve">, </w:t>
+      </w:r>
+      <w:r>
+        <w:t>Стаж - Число(5;2)</w:t>
+      </w:r>
+      <w:r>
+        <w:t>.</w:t>
+      </w:r>
+    </w:p>
+    <w:p>
+      <w:pPr>
+        <w:keepNext/>
+        <w:spacing w:line="360" w:lineRule="auto"/>
+        <w:jc w:val="center"/>
+      </w:pPr>
+      <w:r>
+        <w:rPr>
+          <w:noProof/>
+        </w:rPr>
+        <w:drawing>
+          <wp:inline distT="0" distB="0" distL="0" distR="0" wp14:anchorId="04455F95" wp14:editId="6A17015F">
+            <wp:extent cx="2925233" cy="2181388"/>
+            <wp:effectExtent l="0" t="0" r="8890" b="0"/>
+            <wp:docPr id="16" name="Рисунок 16"/>
+            <wp:cNvGraphicFramePr>
+              <a:graphicFrameLocks xmlns:a="http://schemas.openxmlformats.org/drawingml/2006/main" noChangeAspect="1"/>
+            </wp:cNvGraphicFramePr>
+            <a:graphic xmlns:a="http://schemas.openxmlformats.org/drawingml/2006/main">
+              <a:graphicData uri="http://schemas.openxmlformats.org/drawingml/2006/picture">
+                <pic:pic xmlns:pic="http://schemas.openxmlformats.org/drawingml/2006/picture">
+                  <pic:nvPicPr>
+                    <pic:cNvPr id="1" name=""/>
+                    <pic:cNvPicPr/>
+                  </pic:nvPicPr>
+                  <pic:blipFill>
+                    <a:blip r:embed="rId20"/>
+                    <a:stretch>
+                      <a:fillRect/>
+                    </a:stretch>
+                  </pic:blipFill>
+                  <pic:spPr>
+                    <a:xfrm>
+                      <a:off x="0" y="0"/>
+                      <a:ext cx="2929201" cy="2184347"/>
+                    </a:xfrm>
+                    <a:prstGeom prst="rect">
+                      <a:avLst/>
+                    </a:prstGeom>
+                  </pic:spPr>
+                </pic:pic>
+              </a:graphicData>
+            </a:graphic>
+          </wp:inline>
+        </w:drawing>
+      </w:r>
+    </w:p>
+    <w:p>
+      <w:pPr>
+        <w:pStyle w:val="a3"/>
+        <w:spacing w:line="360" w:lineRule="auto"/>
+      </w:pPr>
+      <w:r>
+        <w:t xml:space="preserve">Рисунок </w:t>
+      </w:r>
+      <w:r>
+        <w:fldChar w:fldCharType="begin"/>
+      </w:r>
+      <w:r>
+        <w:instrText xml:space="preserve"> SEQ Рисунок \* ARABIC </w:instrText>
+      </w:r>
+      <w:r>
+        <w:fldChar w:fldCharType="separate"/>
+      </w:r>
+      <w:r>
+        <w:rPr>
+          <w:noProof/>
+        </w:rPr>
+        <w:t>16</w:t>
+      </w:r>
+      <w:r>
+        <w:fldChar w:fldCharType="end"/>
+      </w:r>
+      <w:r>
+        <w:t xml:space="preserve"> </w:t>
+      </w:r>
+      <w:r>
+        <w:t>регистр расчёта “ДополнительныеНачисления”</w:t>
+      </w:r>
+    </w:p>
+    <w:p>
+      <w:pPr>
+        <w:spacing w:line="360" w:lineRule="auto"/>
+        <w:ind w:firstLine="708"/>
+      </w:pPr>
+      <w:r>
+        <w:t xml:space="preserve">Создадим документ </w:t>
+      </w:r>
+      <w:r>
+        <w:t>“</w:t>
+      </w:r>
+      <w:r>
+        <w:t>НачислениеЗарплаты</w:t>
+      </w:r>
+      <w:r>
+        <w:t>”.</w:t>
+      </w:r>
+      <w:r>
+        <w:t xml:space="preserve"> </w:t>
+      </w:r>
+      <w:r>
+        <w:t>У него будет две табличные части</w:t>
+      </w:r>
+      <w:r>
+        <w:t xml:space="preserve">: </w:t>
+      </w:r>
+      <w:r>
+        <w:t>ОсновныеНачисления</w:t>
+      </w:r>
+      <w:r>
+        <w:t>, где в реквизитах будет</w:t>
+      </w:r>
+      <w:r>
+        <w:t xml:space="preserve"> </w:t>
+      </w:r>
+      <w:r>
+        <w:t>Сотрудник</w:t>
+      </w:r>
+      <w:r>
+        <w:t xml:space="preserve"> </w:t>
+      </w:r>
+      <w:r>
+        <w:t>–</w:t>
+      </w:r>
+      <w:r>
+        <w:t xml:space="preserve"> </w:t>
+      </w:r>
+      <w:r>
+        <w:t>с</w:t>
+      </w:r>
+      <w:r>
+        <w:t>сылка</w:t>
+      </w:r>
+      <w:r>
+        <w:t xml:space="preserve"> на </w:t>
+      </w:r>
+      <w:r>
+        <w:t>ФизическиеЛица</w:t>
+      </w:r>
+      <w:r>
+        <w:t xml:space="preserve">, </w:t>
+      </w:r>
+      <w:r>
+        <w:t>ГрафикРаботы</w:t>
+      </w:r>
+      <w:r>
+        <w:t xml:space="preserve"> </w:t>
+      </w:r>
+      <w:r>
+        <w:t>–</w:t>
+      </w:r>
+      <w:r>
+        <w:t xml:space="preserve"> </w:t>
+      </w:r>
+      <w:r>
+        <w:t>с</w:t>
+      </w:r>
+      <w:r>
+        <w:t>сылка</w:t>
+      </w:r>
+      <w:r>
+        <w:t xml:space="preserve"> на </w:t>
+      </w:r>
+      <w:r>
+        <w:t>ГрафикиРаботы</w:t>
+      </w:r>
+      <w:r>
+        <w:t xml:space="preserve">, </w:t>
+      </w:r>
+      <w:r>
+        <w:t>ВидРасчета</w:t>
+      </w:r>
+      <w:r>
+        <w:t xml:space="preserve"> - </w:t>
+      </w:r>
+      <w:r>
+        <w:t>ПланВидовРасчетаСсылка.ОсновныеНачисления</w:t>
+      </w:r>
+      <w:r>
+        <w:t xml:space="preserve">, </w:t>
+      </w:r>
+      <w:r>
+        <w:t>ДатаНачала</w:t>
+      </w:r>
+      <w:r>
+        <w:t xml:space="preserve">, </w:t>
+      </w:r>
+      <w:r>
+        <w:t>ДатаОкончания</w:t>
+      </w:r>
+      <w:r>
+        <w:t xml:space="preserve">, а во второй табличной части </w:t>
+      </w:r>
+      <w:r>
+        <w:t>ДополнительныеНачисления</w:t>
+      </w:r>
+      <w:r>
+        <w:t xml:space="preserve"> </w:t>
+      </w:r>
+      <w:r>
+        <w:lastRenderedPageBreak/>
+        <w:t xml:space="preserve">будет только сотрудник и </w:t>
+      </w:r>
+      <w:r>
+        <w:t>ВидРасчета</w:t>
+      </w:r>
+      <w:r>
+        <w:t xml:space="preserve"> - </w:t>
+      </w:r>
+      <w:r>
+        <w:t>ПланВидовРасчетаСсылка.ДополнительныеНачисления</w:t>
+      </w:r>
+      <w:r>
+        <w:t>.</w:t>
+      </w:r>
+    </w:p>
+    <w:p>
+      <w:pPr>
+        <w:keepNext/>
+        <w:spacing w:line="360" w:lineRule="auto"/>
+        <w:jc w:val="center"/>
+      </w:pPr>
+      <w:r>
+        <w:rPr>
+          <w:noProof/>
+        </w:rPr>
+        <w:drawing>
+          <wp:inline distT="0" distB="0" distL="0" distR="0" wp14:anchorId="5ABE42E4" wp14:editId="5018F85F">
+            <wp:extent cx="3820058" cy="3229426"/>
+            <wp:effectExtent l="0" t="0" r="9525" b="9525"/>
+            <wp:docPr id="17" name="Рисунок 17"/>
+            <wp:cNvGraphicFramePr>
+              <a:graphicFrameLocks xmlns:a="http://schemas.openxmlformats.org/drawingml/2006/main" noChangeAspect="1"/>
+            </wp:cNvGraphicFramePr>
+            <a:graphic xmlns:a="http://schemas.openxmlformats.org/drawingml/2006/main">
+              <a:graphicData uri="http://schemas.openxmlformats.org/drawingml/2006/picture">
+                <pic:pic xmlns:pic="http://schemas.openxmlformats.org/drawingml/2006/picture">
+                  <pic:nvPicPr>
+                    <pic:cNvPr id="1" name=""/>
+                    <pic:cNvPicPr/>
+                  </pic:nvPicPr>
+                  <pic:blipFill>
+                    <a:blip r:embed="rId21"/>
+                    <a:stretch>
+                      <a:fillRect/>
+                    </a:stretch>
+                  </pic:blipFill>
+                  <pic:spPr>
+                    <a:xfrm>
+                      <a:off x="0" y="0"/>
+                      <a:ext cx="3820058" cy="3229426"/>
+                    </a:xfrm>
+                    <a:prstGeom prst="rect">
+                      <a:avLst/>
+                    </a:prstGeom>
+                  </pic:spPr>
+                </pic:pic>
+              </a:graphicData>
+            </a:graphic>
+          </wp:inline>
+        </w:drawing>
+      </w:r>
+    </w:p>
+    <w:p>
+      <w:pPr>
+        <w:pStyle w:val="a3"/>
+        <w:spacing w:line="360" w:lineRule="auto"/>
+      </w:pPr>
+      <w:r>
+        <w:t xml:space="preserve">Рисунок </w:t>
+      </w:r>
+      <w:r>
+        <w:fldChar w:fldCharType="begin"/>
+      </w:r>
+      <w:r>
+        <w:instrText xml:space="preserve"> SEQ Рисунок \* ARABIC </w:instrText>
+      </w:r>
+      <w:r>
+        <w:fldChar w:fldCharType="separate"/>
+      </w:r>
+      <w:r>
+        <w:rPr>
+          <w:noProof/>
+        </w:rPr>
+        <w:t>17</w:t>
+      </w:r>
+      <w:r>
+        <w:fldChar w:fldCharType="end"/>
+      </w:r>
+      <w:r>
+        <w:t xml:space="preserve"> </w:t>
+      </w:r>
+      <w:r>
+        <w:t>документ “НачислениеЗарплаты”</w:t>
+      </w:r>
+    </w:p>
+    <w:p>
+      <w:pPr>
+        <w:spacing w:line="360" w:lineRule="auto"/>
+        <w:ind w:firstLine="708"/>
+      </w:pPr>
+      <w:r>
+        <w:t xml:space="preserve">Протестируем конфигурацию. Выставим константу на </w:t>
+      </w:r>
+      <w:r>
+        <w:t>0</w:t>
+      </w:r>
+      <w:r>
+        <w:t>1</w:t>
+      </w:r>
+      <w:r>
+        <w:t>.01.2020.</w:t>
+      </w:r>
+    </w:p>
+    <w:p>
+      <w:pPr>
+        <w:keepNext/>
+        <w:spacing w:line="360" w:lineRule="auto"/>
+        <w:ind w:firstLine="708"/>
+        <w:jc w:val="center"/>
+      </w:pPr>
+      <w:r>
+        <w:rPr>
+          <w:noProof/>
+        </w:rPr>
+        <w:drawing>
+          <wp:inline distT="0" distB="0" distL="0" distR="0" wp14:anchorId="722387D4" wp14:editId="4A14B531">
+            <wp:extent cx="3142551" cy="1008863"/>
+            <wp:effectExtent l="0" t="0" r="1270" b="1270"/>
+            <wp:docPr id="19" name="Рисунок 19"/>
+            <wp:cNvGraphicFramePr>
+              <a:graphicFrameLocks xmlns:a="http://schemas.openxmlformats.org/drawingml/2006/main" noChangeAspect="1"/>
+            </wp:cNvGraphicFramePr>
+            <a:graphic xmlns:a="http://schemas.openxmlformats.org/drawingml/2006/main">
+              <a:graphicData uri="http://schemas.openxmlformats.org/drawingml/2006/picture">
+                <pic:pic xmlns:pic="http://schemas.openxmlformats.org/drawingml/2006/picture">
+                  <pic:nvPicPr>
+                    <pic:cNvPr id="1" name=""/>
+                    <pic:cNvPicPr/>
+                  </pic:nvPicPr>
+                  <pic:blipFill>
+                    <a:blip r:embed="rId22"/>
+                    <a:stretch>
+                      <a:fillRect/>
+                    </a:stretch>
+                  </pic:blipFill>
+                  <pic:spPr>
+                    <a:xfrm>
+                      <a:off x="0" y="0"/>
+                      <a:ext cx="3151358" cy="1011690"/>
+                    </a:xfrm>
+                    <a:prstGeom prst="rect">
+                      <a:avLst/>
+                    </a:prstGeom>
+                  </pic:spPr>
+                </pic:pic>
+              </a:graphicData>
+            </a:graphic>
+          </wp:inline>
+        </w:drawing>
+      </w:r>
+    </w:p>
+    <w:p>
+      <w:pPr>
+        <w:pStyle w:val="a3"/>
+        <w:spacing w:line="360" w:lineRule="auto"/>
+      </w:pPr>
+      <w:r>
+        <w:t xml:space="preserve">Рисунок </w:t>
+      </w:r>
+      <w:r>
+        <w:fldChar w:fldCharType="begin"/>
+      </w:r>
+      <w:r>
+        <w:instrText xml:space="preserve"> SEQ Рисунок \* ARABIC </w:instrText>
+      </w:r>
+      <w:r>
+        <w:fldChar w:fldCharType="separate"/>
+      </w:r>
+      <w:r>
+        <w:rPr>
+          <w:noProof/>
+        </w:rPr>
+        <w:t>18</w:t>
+      </w:r>
+      <w:r>
+        <w:fldChar w:fldCharType="end"/>
+      </w:r>
+      <w:r>
+        <w:t xml:space="preserve"> </w:t>
+      </w:r>
+      <w:r>
+        <w:t>констант</w:t>
+      </w:r>
+      <w:r>
+        <w:t>а дата начала учета</w:t>
+      </w:r>
+    </w:p>
+    <w:p>
+      <w:pPr>
+        <w:spacing w:line="360" w:lineRule="auto"/>
+        <w:ind w:firstLine="708"/>
+      </w:pPr>
+      <w:r>
+        <w:t>Создадим графики работы – пятидневка, сменный график и иной график.</w:t>
+      </w:r>
+    </w:p>
+    <w:p>
+      <w:pPr>
+        <w:keepNext/>
+        <w:spacing w:line="360" w:lineRule="auto"/>
+        <w:jc w:val="center"/>
+      </w:pPr>
+      <w:r>
+        <w:rPr>
+          <w:noProof/>
+        </w:rPr>
+        <w:drawing>
+          <wp:inline distT="0" distB="0" distL="0" distR="0" wp14:anchorId="5F83E20E" wp14:editId="45A46887">
+            <wp:extent cx="3048996" cy="1727601"/>
+            <wp:effectExtent l="0" t="0" r="0" b="6350"/>
+            <wp:docPr id="20" name="Рисунок 20"/>
+            <wp:cNvGraphicFramePr>
+              <a:graphicFrameLocks xmlns:a="http://schemas.openxmlformats.org/drawingml/2006/main" noChangeAspect="1"/>
+            </wp:cNvGraphicFramePr>
+            <a:graphic xmlns:a="http://schemas.openxmlformats.org/drawingml/2006/main">
+              <a:graphicData uri="http://schemas.openxmlformats.org/drawingml/2006/picture">
+                <pic:pic xmlns:pic="http://schemas.openxmlformats.org/drawingml/2006/picture">
+                  <pic:nvPicPr>
+                    <pic:cNvPr id="1" name=""/>
+                    <pic:cNvPicPr/>
+                  </pic:nvPicPr>
+                  <pic:blipFill>
+                    <a:blip r:embed="rId23"/>
+                    <a:stretch>
+                      <a:fillRect/>
+                    </a:stretch>
+                  </pic:blipFill>
+                  <pic:spPr>
+                    <a:xfrm>
+                      <a:off x="0" y="0"/>
+                      <a:ext cx="3058248" cy="1732843"/>
+                    </a:xfrm>
+                    <a:prstGeom prst="rect">
+                      <a:avLst/>
+                    </a:prstGeom>
+                  </pic:spPr>
+                </pic:pic>
+              </a:graphicData>
+            </a:graphic>
+          </wp:inline>
+        </w:drawing>
+      </w:r>
+    </w:p>
+    <w:p>
+      <w:pPr>
+        <w:pStyle w:val="a3"/>
+        <w:spacing w:line="360" w:lineRule="auto"/>
+      </w:pPr>
+      <w:r>
+        <w:t xml:space="preserve">Рисунок </w:t>
+      </w:r>
+      <w:r>
+        <w:fldChar w:fldCharType="begin"/>
+      </w:r>
+      <w:r>
+        <w:instrText xml:space="preserve"> SEQ Рисунок \* ARABIC </w:instrText>
+      </w:r>
+      <w:r>
+        <w:fldChar w:fldCharType="separate"/>
+      </w:r>
+      <w:r>
+        <w:rPr>
+          <w:noProof/>
+        </w:rPr>
+        <w:t>19</w:t>
+      </w:r>
+      <w:r>
+        <w:fldChar w:fldCharType="end"/>
+      </w:r>
+      <w:r>
+        <w:t xml:space="preserve"> графики работы</w:t>
+      </w:r>
+    </w:p>
+    <w:p>
+      <w:pPr>
+        <w:spacing w:line="360" w:lineRule="auto"/>
+        <w:ind w:firstLine="708"/>
+      </w:pPr>
+      <w:r>
+        <w:lastRenderedPageBreak/>
+        <w:t>Заполним график с помощью обработки.</w:t>
+      </w:r>
+    </w:p>
+    <w:p>
+      <w:pPr>
+        <w:keepNext/>
+        <w:spacing w:line="360" w:lineRule="auto"/>
+        <w:jc w:val="center"/>
+      </w:pPr>
+      <w:r>
+        <w:rPr>
+          <w:noProof/>
+        </w:rPr>
+        <w:drawing>
+          <wp:inline distT="0" distB="0" distL="0" distR="0" wp14:anchorId="5090DBD7" wp14:editId="00EA6B5F">
+            <wp:extent cx="3962447" cy="1353289"/>
+            <wp:effectExtent l="0" t="0" r="0" b="0"/>
+            <wp:docPr id="21" name="Рисунок 21"/>
+            <wp:cNvGraphicFramePr>
+              <a:graphicFrameLocks xmlns:a="http://schemas.openxmlformats.org/drawingml/2006/main" noChangeAspect="1"/>
+            </wp:cNvGraphicFramePr>
+            <a:graphic xmlns:a="http://schemas.openxmlformats.org/drawingml/2006/main">
+              <a:graphicData uri="http://schemas.openxmlformats.org/drawingml/2006/picture">
+                <pic:pic xmlns:pic="http://schemas.openxmlformats.org/drawingml/2006/picture">
+                  <pic:nvPicPr>
+                    <pic:cNvPr id="1" name=""/>
+                    <pic:cNvPicPr/>
+                  </pic:nvPicPr>
+                  <pic:blipFill>
+                    <a:blip r:embed="rId24"/>
+                    <a:stretch>
+                      <a:fillRect/>
+                    </a:stretch>
+                  </pic:blipFill>
+                  <pic:spPr>
+                    <a:xfrm>
+                      <a:off x="0" y="0"/>
+                      <a:ext cx="3977627" cy="1358473"/>
+                    </a:xfrm>
+                    <a:prstGeom prst="rect">
+                      <a:avLst/>
+                    </a:prstGeom>
+                  </pic:spPr>
+                </pic:pic>
+              </a:graphicData>
+            </a:graphic>
+          </wp:inline>
+        </w:drawing>
+      </w:r>
+    </w:p>
+    <w:p>
+      <w:pPr>
+        <w:pStyle w:val="a3"/>
+        <w:spacing w:line="360" w:lineRule="auto"/>
+      </w:pPr>
+      <w:r>
+        <w:t xml:space="preserve">Рисунок </w:t>
+      </w:r>
+      <w:r>
+        <w:fldChar w:fldCharType="begin"/>
+      </w:r>
+      <w:r>
+        <w:instrText xml:space="preserve"> SEQ Рисунок \* ARABIC </w:instrText>
+      </w:r>
+      <w:r>
+        <w:fldChar w:fldCharType="separate"/>
+      </w:r>
+      <w:r>
+        <w:rPr>
+          <w:noProof/>
+        </w:rPr>
+        <w:t>20</w:t>
+      </w:r>
+      <w:r>
+        <w:fldChar w:fldCharType="end"/>
+      </w:r>
+      <w:r>
+        <w:t xml:space="preserve"> заполнение графика обработкой</w:t>
+      </w:r>
+      <w:r>
+        <w:t xml:space="preserve"> для пятидневки</w:t>
+      </w:r>
+    </w:p>
+    <w:p>
+      <w:pPr>
+        <w:keepNext/>
+        <w:spacing w:line="360" w:lineRule="auto"/>
+        <w:jc w:val="center"/>
+      </w:pPr>
+      <w:r>
+        <w:rPr>
+          <w:noProof/>
+        </w:rPr>
+        <w:drawing>
+          <wp:inline distT="0" distB="0" distL="0" distR="0" wp14:anchorId="23208571" wp14:editId="3FFCA168">
+            <wp:extent cx="3689882" cy="1191570"/>
+            <wp:effectExtent l="0" t="0" r="6350" b="8890"/>
+            <wp:docPr id="22" name="Рисунок 22"/>
+            <wp:cNvGraphicFramePr>
+              <a:graphicFrameLocks xmlns:a="http://schemas.openxmlformats.org/drawingml/2006/main" noChangeAspect="1"/>
+            </wp:cNvGraphicFramePr>
+            <a:graphic xmlns:a="http://schemas.openxmlformats.org/drawingml/2006/main">
+              <a:graphicData uri="http://schemas.openxmlformats.org/drawingml/2006/picture">
+                <pic:pic xmlns:pic="http://schemas.openxmlformats.org/drawingml/2006/picture">
+                  <pic:nvPicPr>
+                    <pic:cNvPr id="1" name=""/>
+                    <pic:cNvPicPr/>
+                  </pic:nvPicPr>
+                  <pic:blipFill>
+                    <a:blip r:embed="rId25"/>
+                    <a:stretch>
+                      <a:fillRect/>
+                    </a:stretch>
+                  </pic:blipFill>
+                  <pic:spPr>
+                    <a:xfrm>
+                      <a:off x="0" y="0"/>
+                      <a:ext cx="3696021" cy="1193553"/>
+                    </a:xfrm>
+                    <a:prstGeom prst="rect">
+                      <a:avLst/>
+                    </a:prstGeom>
+                  </pic:spPr>
+                </pic:pic>
+              </a:graphicData>
+            </a:graphic>
+          </wp:inline>
+        </w:drawing>
+      </w:r>
+    </w:p>
+    <w:p>
+      <w:pPr>
+        <w:pStyle w:val="a3"/>
+        <w:spacing w:line="360" w:lineRule="auto"/>
+      </w:pPr>
+      <w:r>
+        <w:t xml:space="preserve">Рисунок </w:t>
+      </w:r>
+      <w:r>
+        <w:fldChar w:fldCharType="begin"/>
+      </w:r>
+      <w:r>
+        <w:instrText xml:space="preserve"> SEQ Рисунок \* ARABIC </w:instrText>
+      </w:r>
+      <w:r>
+        <w:fldChar w:fldCharType="separate"/>
+      </w:r>
+      <w:r>
+        <w:rPr>
+          <w:noProof/>
+        </w:rPr>
+        <w:t>21</w:t>
+      </w:r>
+      <w:r>
+        <w:fldChar w:fldCharType="end"/>
+      </w:r>
+      <w:r>
+        <w:t xml:space="preserve"> </w:t>
+      </w:r>
+      <w:r>
+        <w:t xml:space="preserve">заполнение графика обработкой для </w:t>
+      </w:r>
+      <w:r>
+        <w:t>сменного графика</w:t>
+      </w:r>
+    </w:p>
+    <w:p>
+      <w:pPr>
+        <w:spacing w:line="360" w:lineRule="auto"/>
+        <w:ind w:firstLine="708"/>
+      </w:pPr>
+      <w:r>
+        <w:t>Графики выглядят следующим образом.</w:t>
+      </w:r>
+    </w:p>
+    <w:p>
+      <w:pPr>
+        <w:spacing w:line="360" w:lineRule="auto"/>
+        <w:jc w:val="center"/>
+      </w:pPr>
+      <w:r>
+        <w:rPr>
+          <w:noProof/>
+        </w:rPr>
+        <w:drawing>
+          <wp:inline distT="0" distB="0" distL="0" distR="0" wp14:anchorId="540502CC" wp14:editId="085100EB">
+            <wp:extent cx="5802332" cy="2240922"/>
+            <wp:effectExtent l="0" t="0" r="8255" b="6985"/>
+            <wp:docPr id="23" name="Рисунок 23"/>
+            <wp:cNvGraphicFramePr>
+              <a:graphicFrameLocks xmlns:a="http://schemas.openxmlformats.org/drawingml/2006/main" noChangeAspect="1"/>
+            </wp:cNvGraphicFramePr>
+            <a:graphic xmlns:a="http://schemas.openxmlformats.org/drawingml/2006/main">
+              <a:graphicData uri="http://schemas.openxmlformats.org/drawingml/2006/picture">
+                <pic:pic xmlns:pic="http://schemas.openxmlformats.org/drawingml/2006/picture">
+                  <pic:nvPicPr>
+                    <pic:cNvPr id="1" name=""/>
+                    <pic:cNvPicPr/>
+                  </pic:nvPicPr>
+                  <pic:blipFill>
+                    <a:blip r:embed="rId26"/>
+                    <a:stretch>
+                      <a:fillRect/>
+                    </a:stretch>
+                  </pic:blipFill>
+                  <pic:spPr>
+                    <a:xfrm>
+                      <a:off x="0" y="0"/>
+                      <a:ext cx="5803957" cy="2241550"/>
+                    </a:xfrm>
+                    <a:prstGeom prst="rect">
+                      <a:avLst/>
+                    </a:prstGeom>
+                  </pic:spPr>
+                </pic:pic>
+              </a:graphicData>
+            </a:graphic>
+          </wp:inline>
+        </w:drawing>
+      </w:r>
+    </w:p>
+    <w:p>
+      <w:pPr>
+        <w:pStyle w:val="a3"/>
+        <w:spacing w:line="360" w:lineRule="auto"/>
+      </w:pPr>
+      <w:r>
+        <w:t xml:space="preserve">Рисунок </w:t>
+      </w:r>
+      <w:r>
+        <w:fldChar w:fldCharType="begin"/>
+      </w:r>
+      <w:r>
+        <w:instrText xml:space="preserve"> SEQ Рисунок \* ARABIC </w:instrText>
+      </w:r>
+      <w:r>
+        <w:fldChar w:fldCharType="separate"/>
+      </w:r>
+      <w:r>
+        <w:rPr>
+          <w:noProof/>
+        </w:rPr>
+        <w:t>22</w:t>
+      </w:r>
+      <w:r>
+        <w:fldChar w:fldCharType="end"/>
+      </w:r>
+      <w:r>
+        <w:t xml:space="preserve"> заполненные графики работы</w:t>
+      </w:r>
+    </w:p>
+    <w:p>
+      <w:pPr>
+        <w:spacing w:line="360" w:lineRule="auto"/>
+        <w:ind w:firstLine="708"/>
+      </w:pPr>
+      <w:r>
+        <w:t xml:space="preserve">Добавил 3 </w:t>
+      </w:r>
+      <w:r>
+        <w:t>экземпляра физических лиц</w:t>
+      </w:r>
+      <w:r>
+        <w:t xml:space="preserve"> с </w:t>
+      </w:r>
+      <w:r>
+        <w:t>разными датами приёма.</w:t>
+      </w:r>
+    </w:p>
+    <w:p>
+      <w:pPr>
+        <w:keepNext/>
+        <w:spacing w:line="360" w:lineRule="auto"/>
+      </w:pPr>
+      <w:r>
+        <w:rPr>
+          <w:noProof/>
+        </w:rPr>
+        <w:lastRenderedPageBreak/>
+        <w:drawing>
+          <wp:inline distT="0" distB="0" distL="0" distR="0" wp14:anchorId="03D4A6CA" wp14:editId="5BC66730">
+            <wp:extent cx="5940425" cy="1424940"/>
+            <wp:effectExtent l="0" t="0" r="3175" b="3810"/>
+            <wp:docPr id="24" name="Рисунок 24"/>
+            <wp:cNvGraphicFramePr>
+              <a:graphicFrameLocks xmlns:a="http://schemas.openxmlformats.org/drawingml/2006/main" noChangeAspect="1"/>
+            </wp:cNvGraphicFramePr>
+            <a:graphic xmlns:a="http://schemas.openxmlformats.org/drawingml/2006/main">
+              <a:graphicData uri="http://schemas.openxmlformats.org/drawingml/2006/picture">
+                <pic:pic xmlns:pic="http://schemas.openxmlformats.org/drawingml/2006/picture">
+                  <pic:nvPicPr>
+                    <pic:cNvPr id="1" name=""/>
+                    <pic:cNvPicPr/>
+                  </pic:nvPicPr>
+                  <pic:blipFill>
+                    <a:blip r:embed="rId27"/>
+                    <a:stretch>
+                      <a:fillRect/>
+                    </a:stretch>
+                  </pic:blipFill>
+                  <pic:spPr>
+                    <a:xfrm>
+                      <a:off x="0" y="0"/>
+                      <a:ext cx="5940425" cy="1424940"/>
+                    </a:xfrm>
+                    <a:prstGeom prst="rect">
+                      <a:avLst/>
+                    </a:prstGeom>
+                  </pic:spPr>
+                </pic:pic>
+              </a:graphicData>
+            </a:graphic>
+          </wp:inline>
+        </w:drawing>
+      </w:r>
+    </w:p>
+    <w:p>
+      <w:pPr>
+        <w:pStyle w:val="a3"/>
+        <w:spacing w:line="360" w:lineRule="auto"/>
+      </w:pPr>
+      <w:r>
+        <w:t xml:space="preserve">Рисунок </w:t>
+      </w:r>
+      <w:r>
+        <w:fldChar w:fldCharType="begin"/>
+      </w:r>
+      <w:r>
+        <w:instrText xml:space="preserve"> SEQ Рисунок \* ARABIC </w:instrText>
+      </w:r>
+      <w:r>
+        <w:fldChar w:fldCharType="separate"/>
+      </w:r>
+      <w:r>
+        <w:rPr>
+          <w:noProof/>
+        </w:rPr>
+        <w:t>23</w:t>
+      </w:r>
+      <w:r>
+        <w:fldChar w:fldCharType="end"/>
+      </w:r>
+      <w:r>
+        <w:t xml:space="preserve"> справочник ФизическиеЛица</w:t>
+      </w:r>
+    </w:p>
+    <w:p>
+      <w:pPr>
+        <w:spacing w:line="360" w:lineRule="auto"/>
+        <w:ind w:firstLine="708"/>
+      </w:pPr>
+      <w:r>
+        <w:t>Заполнил</w:t>
+      </w:r>
+      <w:r>
+        <w:t xml:space="preserve"> сведения о сотрудниках, добавил для Ивана </w:t>
+      </w:r>
+      <w:r>
+        <w:t>две записи с изменением оклада в середине месяца.</w:t>
+      </w:r>
+    </w:p>
+    <w:p>
+      <w:pPr>
+        <w:keepNext/>
+        <w:spacing w:line="360" w:lineRule="auto"/>
+        <w:jc w:val="center"/>
+      </w:pPr>
+      <w:r>
+        <w:drawing>
+          <wp:inline distT="0" distB="0" distL="0" distR="0" wp14:anchorId="70834407" wp14:editId="58042D15">
+            <wp:extent cx="5940425" cy="2435225"/>
+            <wp:effectExtent l="0" t="0" r="3175" b="3175"/>
+            <wp:docPr id="18" name="Рисунок 18"/>
+            <wp:cNvGraphicFramePr>
+              <a:graphicFrameLocks xmlns:a="http://schemas.openxmlformats.org/drawingml/2006/main" noChangeAspect="1"/>
+            </wp:cNvGraphicFramePr>
+            <a:graphic xmlns:a="http://schemas.openxmlformats.org/drawingml/2006/main">
+              <a:graphicData uri="http://schemas.openxmlformats.org/drawingml/2006/picture">
+                <pic:pic xmlns:pic="http://schemas.openxmlformats.org/drawingml/2006/picture">
+                  <pic:nvPicPr>
+                    <pic:cNvPr id="1" name=""/>
+                    <pic:cNvPicPr/>
+                  </pic:nvPicPr>
+                  <pic:blipFill>
+                    <a:blip r:embed="rId28"/>
+                    <a:stretch>
+                      <a:fillRect/>
+                    </a:stretch>
+                  </pic:blipFill>
+                  <pic:spPr>
+                    <a:xfrm>
+                      <a:off x="0" y="0"/>
+                      <a:ext cx="5940425" cy="2435225"/>
+                    </a:xfrm>
+                    <a:prstGeom prst="rect">
+                      <a:avLst/>
+                    </a:prstGeom>
+                  </pic:spPr>
+                </pic:pic>
+              </a:graphicData>
+            </a:graphic>
+          </wp:inline>
+        </w:drawing>
+      </w:r>
+    </w:p>
+    <w:p>
+      <w:pPr>
+        <w:pStyle w:val="a3"/>
+        <w:spacing w:line="360" w:lineRule="auto"/>
+      </w:pPr>
+      <w:r>
+        <w:t xml:space="preserve">Рисунок </w:t>
+      </w:r>
+      <w:r>
+        <w:fldChar w:fldCharType="begin"/>
+      </w:r>
+      <w:r>
+        <w:instrText xml:space="preserve"> SEQ Рисунок \* ARABIC </w:instrText>
+      </w:r>
+      <w:r>
+        <w:fldChar w:fldCharType="separate"/>
+      </w:r>
+      <w:r>
+        <w:rPr>
+          <w:noProof/>
+        </w:rPr>
+        <w:t>24</w:t>
+      </w:r>
+      <w:r>
+        <w:fldChar w:fldCharType="end"/>
+      </w:r>
+      <w:r>
+        <w:t xml:space="preserve"> справочник сведения о сотрудниках</w:t>
+      </w:r>
+    </w:p>
+    <w:p>
+      <w:pPr>
+        <w:spacing w:line="360" w:lineRule="auto"/>
+        <w:ind w:firstLine="708"/>
+      </w:pPr>
+      <w:r>
+        <w:t>Заполнил шкалу процентов премии от стажа.</w:t>
+      </w:r>
+    </w:p>
+    <w:p>
+      <w:pPr>
+        <w:keepNext/>
+        <w:spacing w:line="360" w:lineRule="auto"/>
+        <w:jc w:val="center"/>
+      </w:pPr>
+      <w:r>
+        <w:drawing>
+          <wp:inline distT="0" distB="0" distL="0" distR="0" wp14:anchorId="778D8A48" wp14:editId="6C8E1A9C">
+            <wp:extent cx="4961299" cy="1744277"/>
+            <wp:effectExtent l="0" t="0" r="0" b="8890"/>
+            <wp:docPr id="25" name="Рисунок 25"/>
+            <wp:cNvGraphicFramePr>
+              <a:graphicFrameLocks xmlns:a="http://schemas.openxmlformats.org/drawingml/2006/main" noChangeAspect="1"/>
+            </wp:cNvGraphicFramePr>
+            <a:graphic xmlns:a="http://schemas.openxmlformats.org/drawingml/2006/main">
+              <a:graphicData uri="http://schemas.openxmlformats.org/drawingml/2006/picture">
+                <pic:pic xmlns:pic="http://schemas.openxmlformats.org/drawingml/2006/picture">
+                  <pic:nvPicPr>
+                    <pic:cNvPr id="1" name=""/>
+                    <pic:cNvPicPr/>
+                  </pic:nvPicPr>
+                  <pic:blipFill>
+                    <a:blip r:embed="rId29"/>
+                    <a:stretch>
+                      <a:fillRect/>
+                    </a:stretch>
+                  </pic:blipFill>
+                  <pic:spPr>
+                    <a:xfrm>
+                      <a:off x="0" y="0"/>
+                      <a:ext cx="4968156" cy="1746688"/>
+                    </a:xfrm>
+                    <a:prstGeom prst="rect">
+                      <a:avLst/>
+                    </a:prstGeom>
+                  </pic:spPr>
+                </pic:pic>
+              </a:graphicData>
+            </a:graphic>
+          </wp:inline>
+        </w:drawing>
+      </w:r>
+    </w:p>
+    <w:p>
+      <w:pPr>
+        <w:pStyle w:val="a3"/>
+        <w:spacing w:line="360" w:lineRule="auto"/>
+      </w:pPr>
+      <w:r>
+        <w:t xml:space="preserve">Рисунок </w:t>
+      </w:r>
+      <w:r>
+        <w:fldChar w:fldCharType="begin"/>
+      </w:r>
+      <w:r>
+        <w:instrText xml:space="preserve"> SEQ Рисунок \* ARABIC </w:instrText>
+      </w:r>
+      <w:r>
+        <w:fldChar w:fldCharType="separate"/>
+      </w:r>
+      <w:r>
+        <w:rPr>
+          <w:noProof/>
+        </w:rPr>
+        <w:t>25</w:t>
+      </w:r>
+      <w:r>
+        <w:fldChar w:fldCharType="end"/>
+      </w:r>
+      <w:r>
+        <w:t xml:space="preserve"> шкала </w:t>
+      </w:r>
+      <w:r>
+        <w:t>процентов премии от стажа</w:t>
+      </w:r>
+    </w:p>
+    <w:p>
+      <w:pPr>
+        <w:spacing w:line="360" w:lineRule="auto"/>
+        <w:ind w:firstLine="708"/>
+      </w:pPr>
+      <w:r>
+        <w:t>Рассмотрим различные сценарии работы</w:t>
+      </w:r>
+      <w:r>
+        <w:t>, изображенные ниже.</w:t>
+      </w:r>
+    </w:p>
+    <w:p>
+      <w:pPr>
+        <w:keepNext/>
+        <w:spacing w:line="360" w:lineRule="auto"/>
+      </w:pPr>
+      <w:r>
+        <w:lastRenderedPageBreak/>
+        <w:drawing>
+          <wp:inline distT="0" distB="0" distL="0" distR="0" wp14:anchorId="1131F172" wp14:editId="24E58030">
+            <wp:extent cx="5940425" cy="3178810"/>
+            <wp:effectExtent l="0" t="0" r="3175" b="2540"/>
+            <wp:docPr id="26" name="Рисунок 26"/>
+            <wp:cNvGraphicFramePr>
+              <a:graphicFrameLocks xmlns:a="http://schemas.openxmlformats.org/drawingml/2006/main" noChangeAspect="1"/>
+            </wp:cNvGraphicFramePr>
+            <a:graphic xmlns:a="http://schemas.openxmlformats.org/drawingml/2006/main">
+              <a:graphicData uri="http://schemas.openxmlformats.org/drawingml/2006/picture">
+                <pic:pic xmlns:pic="http://schemas.openxmlformats.org/drawingml/2006/picture">
+                  <pic:nvPicPr>
+                    <pic:cNvPr id="1" name=""/>
+                    <pic:cNvPicPr/>
+                  </pic:nvPicPr>
+                  <pic:blipFill>
+                    <a:blip r:embed="rId30"/>
+                    <a:stretch>
+                      <a:fillRect/>
+                    </a:stretch>
+                  </pic:blipFill>
+                  <pic:spPr>
+                    <a:xfrm>
+                      <a:off x="0" y="0"/>
+                      <a:ext cx="5940425" cy="3178810"/>
+                    </a:xfrm>
+                    <a:prstGeom prst="rect">
+                      <a:avLst/>
+                    </a:prstGeom>
+                  </pic:spPr>
+                </pic:pic>
+              </a:graphicData>
+            </a:graphic>
+          </wp:inline>
+        </w:drawing>
+      </w:r>
+    </w:p>
+    <w:p>
+      <w:pPr>
+        <w:pStyle w:val="a3"/>
+        <w:spacing w:line="360" w:lineRule="auto"/>
+      </w:pPr>
+      <w:r>
+        <w:t xml:space="preserve">Рисунок </w:t>
+      </w:r>
+      <w:r>
+        <w:fldChar w:fldCharType="begin"/>
+      </w:r>
+      <w:r>
+        <w:instrText xml:space="preserve"> SEQ Рисунок \* ARABIC </w:instrText>
+      </w:r>
+      <w:r>
+        <w:fldChar w:fldCharType="separate"/>
+      </w:r>
+      <w:r>
+        <w:rPr>
+          <w:noProof/>
+        </w:rPr>
+        <w:t>26</w:t>
+      </w:r>
+      <w:r>
+        <w:fldChar w:fldCharType="end"/>
+      </w:r>
+      <w:r>
+        <w:t xml:space="preserve"> сценарии</w:t>
+      </w:r>
+    </w:p>
+    <w:p>
+      <w:pPr>
+        <w:spacing w:line="360" w:lineRule="auto"/>
+      </w:pPr>
+      <w:r>
+        <w:t>Сценарий 1.</w:t>
+      </w:r>
+    </w:p>
+    <w:p>
+      <w:pPr>
+        <w:spacing w:line="360" w:lineRule="auto"/>
+        <w:ind w:firstLine="708"/>
+      </w:pPr>
+      <w:r>
+        <w:t xml:space="preserve">Заполним </w:t>
+      </w:r>
+      <w:r>
+        <w:t xml:space="preserve">документ начисление зарплаты </w:t>
+      </w:r>
+      <w:r>
+        <w:t>следующими данными.</w:t>
+      </w:r>
+    </w:p>
+    <w:p>
+      <w:pPr>
+        <w:keepNext/>
+        <w:spacing w:line="360" w:lineRule="auto"/>
+        <w:jc w:val="center"/>
+      </w:pPr>
+      <w:r>
+        <w:drawing>
+          <wp:inline distT="0" distB="0" distL="0" distR="0" wp14:anchorId="11E86CBE" wp14:editId="2D933377">
+            <wp:extent cx="5940425" cy="1370330"/>
+            <wp:effectExtent l="0" t="0" r="3175" b="1270"/>
+            <wp:docPr id="29" name="Рисунок 29"/>
+            <wp:cNvGraphicFramePr>
+              <a:graphicFrameLocks xmlns:a="http://schemas.openxmlformats.org/drawingml/2006/main" noChangeAspect="1"/>
+            </wp:cNvGraphicFramePr>
+            <a:graphic xmlns:a="http://schemas.openxmlformats.org/drawingml/2006/main">
+              <a:graphicData uri="http://schemas.openxmlformats.org/drawingml/2006/picture">
+                <pic:pic xmlns:pic="http://schemas.openxmlformats.org/drawingml/2006/picture">
+                  <pic:nvPicPr>
+                    <pic:cNvPr id="1" name=""/>
+                    <pic:cNvPicPr/>
+                  </pic:nvPicPr>
+                  <pic:blipFill>
+                    <a:blip r:embed="rId31"/>
+                    <a:stretch>
+                      <a:fillRect/>
+                    </a:stretch>
+                  </pic:blipFill>
+                  <pic:spPr>
+                    <a:xfrm>
+                      <a:off x="0" y="0"/>
+                      <a:ext cx="5940425" cy="1370330"/>
+                    </a:xfrm>
+                    <a:prstGeom prst="rect">
+                      <a:avLst/>
+                    </a:prstGeom>
+                  </pic:spPr>
+                </pic:pic>
+              </a:graphicData>
+            </a:graphic>
+          </wp:inline>
+        </w:drawing>
+      </w:r>
+    </w:p>
+    <w:p>
+      <w:pPr>
+        <w:pStyle w:val="a3"/>
+        <w:spacing w:line="360" w:lineRule="auto"/>
+      </w:pPr>
+      <w:r>
+        <w:t xml:space="preserve">Рисунок </w:t>
+      </w:r>
+      <w:r>
+        <w:fldChar w:fldCharType="begin"/>
+      </w:r>
+      <w:r>
+        <w:instrText xml:space="preserve"> SEQ Рисунок \* ARABIC </w:instrText>
+      </w:r>
+      <w:r>
+        <w:fldChar w:fldCharType="separate"/>
+      </w:r>
+      <w:r>
+        <w:rPr>
+          <w:noProof/>
+        </w:rPr>
+        <w:t>27</w:t>
+      </w:r>
+      <w:r>
+        <w:fldChar w:fldCharType="end"/>
+      </w:r>
+      <w:r>
+        <w:t xml:space="preserve"> документ начисление зарплаты для сценария 1</w:t>
+      </w:r>
+    </w:p>
+    <w:p>
+      <w:pPr>
+        <w:spacing w:line="360" w:lineRule="auto"/>
+        <w:ind w:firstLine="708"/>
+      </w:pPr>
+      <w:r>
+        <w:t xml:space="preserve">Как можно заметить, в </w:t>
+      </w:r>
+      <w:r>
+        <w:t>регистр</w:t>
+      </w:r>
+      <w:r>
+        <w:t>е</w:t>
+      </w:r>
+      <w:r>
+        <w:t xml:space="preserve"> расчета основные начисления</w:t>
+      </w:r>
+      <w:r>
+        <w:t>, оклад начислен полностью, так как был отработан полный месяц без отпуска.</w:t>
+      </w:r>
+    </w:p>
+    <w:p>
+      <w:pPr>
+        <w:keepNext/>
+        <w:spacing w:line="360" w:lineRule="auto"/>
+      </w:pPr>
+      <w:r>
+        <w:drawing>
+          <wp:inline distT="0" distB="0" distL="0" distR="0" wp14:anchorId="259B4624" wp14:editId="406F218E">
+            <wp:extent cx="5940425" cy="566420"/>
+            <wp:effectExtent l="0" t="0" r="3175" b="5080"/>
+            <wp:docPr id="27" name="Рисунок 27"/>
+            <wp:cNvGraphicFramePr>
+              <a:graphicFrameLocks xmlns:a="http://schemas.openxmlformats.org/drawingml/2006/main" noChangeAspect="1"/>
+            </wp:cNvGraphicFramePr>
+            <a:graphic xmlns:a="http://schemas.openxmlformats.org/drawingml/2006/main">
+              <a:graphicData uri="http://schemas.openxmlformats.org/drawingml/2006/picture">
+                <pic:pic xmlns:pic="http://schemas.openxmlformats.org/drawingml/2006/picture">
+                  <pic:nvPicPr>
+                    <pic:cNvPr id="1" name=""/>
+                    <pic:cNvPicPr/>
+                  </pic:nvPicPr>
+                  <pic:blipFill>
+                    <a:blip r:embed="rId32"/>
+                    <a:stretch>
+                      <a:fillRect/>
+                    </a:stretch>
+                  </pic:blipFill>
+                  <pic:spPr>
+                    <a:xfrm>
+                      <a:off x="0" y="0"/>
+                      <a:ext cx="5940425" cy="566420"/>
+                    </a:xfrm>
+                    <a:prstGeom prst="rect">
+                      <a:avLst/>
+                    </a:prstGeom>
+                  </pic:spPr>
+                </pic:pic>
+              </a:graphicData>
+            </a:graphic>
+          </wp:inline>
+        </w:drawing>
+      </w:r>
+    </w:p>
+    <w:p>
+      <w:pPr>
+        <w:pStyle w:val="a3"/>
+        <w:spacing w:line="360" w:lineRule="auto"/>
+      </w:pPr>
+      <w:r>
+        <w:t xml:space="preserve">Рисунок </w:t>
+      </w:r>
+      <w:r>
+        <w:fldChar w:fldCharType="begin"/>
+      </w:r>
+      <w:r>
+        <w:instrText xml:space="preserve"> SEQ Рисунок \* ARABIC </w:instrText>
+      </w:r>
+      <w:r>
+        <w:fldChar w:fldCharType="separate"/>
+      </w:r>
+      <w:r>
+        <w:rPr>
+          <w:noProof/>
+        </w:rPr>
+        <w:t>28</w:t>
+      </w:r>
+      <w:r>
+        <w:fldChar w:fldCharType="end"/>
+      </w:r>
+      <w:r>
+        <w:t xml:space="preserve"> регистр расчета основные начисления для сценария</w:t>
+      </w:r>
+      <w:r>
+        <w:t xml:space="preserve"> 1</w:t>
+      </w:r>
+    </w:p>
+    <w:p>
+      <w:pPr>
+        <w:spacing w:line="360" w:lineRule="auto"/>
+      </w:pPr>
+      <w:r>
+        <w:t>Сценарий 2</w:t>
+      </w:r>
+    </w:p>
+    <w:p>
+      <w:pPr>
+        <w:spacing w:line="360" w:lineRule="auto"/>
+        <w:ind w:firstLine="708"/>
+      </w:pPr>
+      <w:r>
+        <w:t xml:space="preserve">Теперь попробуем изменить дату </w:t>
+      </w:r>
+      <w:r>
+        <w:t>начала на 10 число.</w:t>
+      </w:r>
+    </w:p>
+    <w:p>
+      <w:pPr>
+        <w:keepNext/>
+        <w:spacing w:line="360" w:lineRule="auto"/>
+        <w:jc w:val="center"/>
+      </w:pPr>
+      <w:r>
+        <w:lastRenderedPageBreak/>
+        <w:drawing>
+          <wp:inline distT="0" distB="0" distL="0" distR="0" wp14:anchorId="2C173AC1" wp14:editId="625136FA">
+            <wp:extent cx="5940425" cy="984885"/>
+            <wp:effectExtent l="0" t="0" r="3175" b="5715"/>
+            <wp:docPr id="32" name="Рисунок 32"/>
+            <wp:cNvGraphicFramePr>
+              <a:graphicFrameLocks xmlns:a="http://schemas.openxmlformats.org/drawingml/2006/main" noChangeAspect="1"/>
+            </wp:cNvGraphicFramePr>
+            <a:graphic xmlns:a="http://schemas.openxmlformats.org/drawingml/2006/main">
+              <a:graphicData uri="http://schemas.openxmlformats.org/drawingml/2006/picture">
+                <pic:pic xmlns:pic="http://schemas.openxmlformats.org/drawingml/2006/picture">
+                  <pic:nvPicPr>
+                    <pic:cNvPr id="1" name=""/>
+                    <pic:cNvPicPr/>
+                  </pic:nvPicPr>
+                  <pic:blipFill>
+                    <a:blip r:embed="rId33"/>
+                    <a:stretch>
+                      <a:fillRect/>
+                    </a:stretch>
+                  </pic:blipFill>
+                  <pic:spPr>
+                    <a:xfrm>
+                      <a:off x="0" y="0"/>
+                      <a:ext cx="5940425" cy="984885"/>
+                    </a:xfrm>
+                    <a:prstGeom prst="rect">
+                      <a:avLst/>
+                    </a:prstGeom>
+                  </pic:spPr>
+                </pic:pic>
+              </a:graphicData>
+            </a:graphic>
+          </wp:inline>
+        </w:drawing>
+      </w:r>
+    </w:p>
+    <w:p>
+      <w:pPr>
+        <w:pStyle w:val="a3"/>
+        <w:spacing w:line="360" w:lineRule="auto"/>
+      </w:pPr>
+      <w:r>
+        <w:t xml:space="preserve">Рисунок </w:t>
+      </w:r>
+      <w:r>
+        <w:fldChar w:fldCharType="begin"/>
+      </w:r>
+      <w:r>
+        <w:instrText xml:space="preserve"> SEQ Рисунок \* ARABIC </w:instrText>
+      </w:r>
+      <w:r>
+        <w:fldChar w:fldCharType="separate"/>
+      </w:r>
+      <w:r>
+        <w:rPr>
+          <w:noProof/>
+        </w:rPr>
+        <w:t>29</w:t>
+      </w:r>
+      <w:r>
+        <w:fldChar w:fldCharType="end"/>
+      </w:r>
+      <w:r>
+        <w:t xml:space="preserve"> </w:t>
+      </w:r>
+      <w:r>
+        <w:t xml:space="preserve">документ начисление зарплаты для сценария </w:t>
+      </w:r>
+      <w:r>
+        <w:t>2</w:t>
+      </w:r>
+    </w:p>
+    <w:p>
+      <w:pPr>
+        <w:spacing w:line="360" w:lineRule="auto"/>
+        <w:ind w:firstLine="708"/>
+        <w:jc w:val="left"/>
+      </w:pPr>
+      <w:r>
+        <w:t xml:space="preserve">Как можно заметить, в регистре расчета основные начисления, оклад начислен </w:t>
+      </w:r>
+      <w:r>
+        <w:t xml:space="preserve">не </w:t>
+      </w:r>
+      <w:r>
+        <w:t>полностью</w:t>
+      </w:r>
+      <w:r>
+        <w:t>.</w:t>
+      </w:r>
+    </w:p>
+    <w:p>
+      <w:pPr>
+        <w:keepNext/>
+        <w:spacing w:line="360" w:lineRule="auto"/>
+        <w:jc w:val="center"/>
+      </w:pPr>
+      <w:r>
+        <w:drawing>
+          <wp:inline distT="0" distB="0" distL="0" distR="0" wp14:anchorId="34ADF01E" wp14:editId="029210EB">
+            <wp:extent cx="5940425" cy="499110"/>
+            <wp:effectExtent l="0" t="0" r="3175" b="0"/>
+            <wp:docPr id="33" name="Рисунок 33"/>
+            <wp:cNvGraphicFramePr>
+              <a:graphicFrameLocks xmlns:a="http://schemas.openxmlformats.org/drawingml/2006/main" noChangeAspect="1"/>
+            </wp:cNvGraphicFramePr>
+            <a:graphic xmlns:a="http://schemas.openxmlformats.org/drawingml/2006/main">
+              <a:graphicData uri="http://schemas.openxmlformats.org/drawingml/2006/picture">
+                <pic:pic xmlns:pic="http://schemas.openxmlformats.org/drawingml/2006/picture">
+                  <pic:nvPicPr>
+                    <pic:cNvPr id="1" name=""/>
+                    <pic:cNvPicPr/>
+                  </pic:nvPicPr>
+                  <pic:blipFill>
+                    <a:blip r:embed="rId34"/>
+                    <a:stretch>
+                      <a:fillRect/>
+                    </a:stretch>
+                  </pic:blipFill>
+                  <pic:spPr>
+                    <a:xfrm>
+                      <a:off x="0" y="0"/>
+                      <a:ext cx="5940425" cy="499110"/>
+                    </a:xfrm>
+                    <a:prstGeom prst="rect">
+                      <a:avLst/>
+                    </a:prstGeom>
+                  </pic:spPr>
+                </pic:pic>
+              </a:graphicData>
+            </a:graphic>
+          </wp:inline>
+        </w:drawing>
+      </w:r>
+    </w:p>
+    <w:p>
+      <w:pPr>
+        <w:pStyle w:val="a3"/>
+        <w:spacing w:line="360" w:lineRule="auto"/>
+      </w:pPr>
+      <w:r>
+        <w:t xml:space="preserve">Рисунок </w:t>
+      </w:r>
+      <w:r>
+        <w:fldChar w:fldCharType="begin"/>
+      </w:r>
+      <w:r>
+        <w:instrText xml:space="preserve"> SEQ Рисунок \* ARABIC </w:instrText>
+      </w:r>
+      <w:r>
+        <w:fldChar w:fldCharType="separate"/>
+      </w:r>
+      <w:r>
+        <w:rPr>
+          <w:noProof/>
+        </w:rPr>
+        <w:t>30</w:t>
+      </w:r>
+      <w:r>
+        <w:fldChar w:fldCharType="end"/>
+      </w:r>
+      <w:r>
+        <w:t xml:space="preserve"> </w:t>
+      </w:r>
+      <w:r>
+        <w:t xml:space="preserve">регистр расчета основные начисления для сценария </w:t>
+      </w:r>
+      <w:r>
+        <w:t>2</w:t>
+      </w:r>
+    </w:p>
+    <w:p>
+      <w:pPr>
+        <w:spacing w:line="360" w:lineRule="auto"/>
+      </w:pPr>
+      <w:r>
+        <w:t>Сценарий 3</w:t>
+      </w:r>
+    </w:p>
+    <w:p>
+      <w:pPr>
+        <w:spacing w:line="360" w:lineRule="auto"/>
+        <w:ind w:firstLine="708"/>
+      </w:pPr>
+      <w:r>
+        <w:t>Вводим данные для проверки вытеснения отпуска.</w:t>
+      </w:r>
+    </w:p>
+    <w:p>
+      <w:pPr>
+        <w:spacing w:line="360" w:lineRule="auto"/>
+        <w:jc w:val="center"/>
+      </w:pPr>
+      <w:r>
+        <w:rPr>
+          <w:lang w:val="en-US"/>
+        </w:rPr>
+        <w:drawing>
+          <wp:inline distT="0" distB="0" distL="0" distR="0" wp14:anchorId="777154D8" wp14:editId="75355916">
+            <wp:extent cx="5940425" cy="688975"/>
+            <wp:effectExtent l="0" t="0" r="3175" b="0"/>
+            <wp:docPr id="35" name="Рисунок 35"/>
+            <wp:cNvGraphicFramePr>
+              <a:graphicFrameLocks xmlns:a="http://schemas.openxmlformats.org/drawingml/2006/main" noChangeAspect="1"/>
+            </wp:cNvGraphicFramePr>
+            <a:graphic xmlns:a="http://schemas.openxmlformats.org/drawingml/2006/main">
+              <a:graphicData uri="http://schemas.openxmlformats.org/drawingml/2006/picture">
+                <pic:pic xmlns:pic="http://schemas.openxmlformats.org/drawingml/2006/picture">
+                  <pic:nvPicPr>
+                    <pic:cNvPr id="1" name=""/>
+                    <pic:cNvPicPr/>
+                  </pic:nvPicPr>
+                  <pic:blipFill>
+                    <a:blip r:embed="rId35"/>
+                    <a:stretch>
+                      <a:fillRect/>
+                    </a:stretch>
+                  </pic:blipFill>
+                  <pic:spPr>
+                    <a:xfrm>
+                      <a:off x="0" y="0"/>
+                      <a:ext cx="5940425" cy="688975"/>
+                    </a:xfrm>
+                    <a:prstGeom prst="rect">
+                      <a:avLst/>
+                    </a:prstGeom>
+                  </pic:spPr>
+                </pic:pic>
+              </a:graphicData>
+            </a:graphic>
+          </wp:inline>
+        </w:drawing>
+      </w:r>
+    </w:p>
+    <w:p>
+      <w:pPr>
+        <w:pStyle w:val="a3"/>
+        <w:spacing w:line="360" w:lineRule="auto"/>
+      </w:pPr>
+      <w:r>
+        <w:t xml:space="preserve">Рисунок </w:t>
+      </w:r>
+      <w:r>
+        <w:fldChar w:fldCharType="begin"/>
+      </w:r>
+      <w:r>
+        <w:instrText xml:space="preserve"> SEQ Рисунок \* ARABIC </w:instrText>
+      </w:r>
+      <w:r>
+        <w:fldChar w:fldCharType="separate"/>
+      </w:r>
+      <w:r>
+        <w:rPr>
+          <w:noProof/>
+        </w:rPr>
+        <w:t>31</w:t>
+      </w:r>
+      <w:r>
+        <w:fldChar w:fldCharType="end"/>
+      </w:r>
+      <w:r>
+        <w:t xml:space="preserve"> </w:t>
+      </w:r>
+      <w:r>
+        <w:t xml:space="preserve">документ начисление зарплаты для сценария </w:t>
+      </w:r>
+      <w:r>
+        <w:t>3</w:t>
+      </w:r>
+    </w:p>
+    <w:p>
+      <w:pPr>
+        <w:spacing w:line="360" w:lineRule="auto"/>
+        <w:ind w:firstLine="708"/>
+      </w:pPr>
+      <w:r>
+        <w:t>Как видно в регистре расчета</w:t>
+      </w:r>
+      <w:r>
+        <w:t>, отпуск почему-то не вытеснил оклад и сумма не уменьшилась, хотя вытеснение настроено</w:t>
+      </w:r>
+      <w:r>
+        <w:t>.</w:t>
+      </w:r>
+    </w:p>
+    <w:p>
+      <w:pPr>
+        <w:keepNext/>
+        <w:spacing w:line="360" w:lineRule="auto"/>
+        <w:jc w:val="center"/>
+      </w:pPr>
+      <w:r>
+        <w:drawing>
+          <wp:inline distT="0" distB="0" distL="0" distR="0" wp14:anchorId="6ECC259E" wp14:editId="681C205A">
+            <wp:extent cx="6306173" cy="363338"/>
+            <wp:effectExtent l="0" t="0" r="0" b="0"/>
+            <wp:docPr id="36" name="Рисунок 36"/>
+            <wp:cNvGraphicFramePr>
+              <a:graphicFrameLocks xmlns:a="http://schemas.openxmlformats.org/drawingml/2006/main" noChangeAspect="1"/>
+            </wp:cNvGraphicFramePr>
+            <a:graphic xmlns:a="http://schemas.openxmlformats.org/drawingml/2006/main">
+              <a:graphicData uri="http://schemas.openxmlformats.org/drawingml/2006/picture">
+                <pic:pic xmlns:pic="http://schemas.openxmlformats.org/drawingml/2006/picture">
+                  <pic:nvPicPr>
+                    <pic:cNvPr id="1" name=""/>
+                    <pic:cNvPicPr/>
+                  </pic:nvPicPr>
+                  <pic:blipFill>
+                    <a:blip r:embed="rId36"/>
+                    <a:stretch>
+                      <a:fillRect/>
+                    </a:stretch>
+                  </pic:blipFill>
+                  <pic:spPr>
+                    <a:xfrm>
+                      <a:off x="0" y="0"/>
+                      <a:ext cx="6373277" cy="367204"/>
+                    </a:xfrm>
+                    <a:prstGeom prst="rect">
+                      <a:avLst/>
+                    </a:prstGeom>
+                  </pic:spPr>
+                </pic:pic>
+              </a:graphicData>
+            </a:graphic>
+          </wp:inline>
+        </w:drawing>
+      </w:r>
+    </w:p>
+    <w:p>
+      <w:pPr>
+        <w:pStyle w:val="a3"/>
+        <w:spacing w:line="360" w:lineRule="auto"/>
+      </w:pPr>
+      <w:r>
+        <w:t xml:space="preserve">Рисунок </w:t>
+      </w:r>
+      <w:r>
+        <w:fldChar w:fldCharType="begin"/>
+      </w:r>
+      <w:r>
+        <w:instrText xml:space="preserve"> SEQ Рисунок \* ARABIC </w:instrText>
+      </w:r>
+      <w:r>
+        <w:fldChar w:fldCharType="separate"/>
+      </w:r>
+      <w:r>
+        <w:rPr>
+          <w:noProof/>
+        </w:rPr>
+        <w:t>32</w:t>
+      </w:r>
+      <w:r>
+        <w:fldChar w:fldCharType="end"/>
+      </w:r>
+      <w:r>
+        <w:t xml:space="preserve"> </w:t>
+      </w:r>
+      <w:r>
+        <w:t xml:space="preserve">регистр расчета основные начисления для сценария </w:t>
+      </w:r>
+      <w:r>
+        <w:t>3</w:t>
+      </w:r>
+    </w:p>
+    <w:p>
+      <w:pPr>
+        <w:spacing w:line="360" w:lineRule="auto"/>
+      </w:pPr>
+      <w:r>
+        <w:t>Сценарий 4, 5, 6</w:t>
+      </w:r>
+    </w:p>
+    <w:p>
+      <w:pPr>
+        <w:spacing w:line="360" w:lineRule="auto"/>
+        <w:ind w:firstLine="708"/>
+      </w:pPr>
+      <w:r>
+        <w:t>Для проверки введём основные и дополнительные начисления для всех пользователей</w:t>
+      </w:r>
+      <w:r>
+        <w:t>.</w:t>
+      </w:r>
+    </w:p>
+    <w:p>
+      <w:pPr>
+        <w:keepNext/>
+        <w:spacing w:line="360" w:lineRule="auto"/>
+      </w:pPr>
+      <w:r>
+        <w:lastRenderedPageBreak/>
+        <w:drawing>
+          <wp:inline distT="0" distB="0" distL="0" distR="0" wp14:anchorId="63E7DE67" wp14:editId="05770EB7">
+            <wp:extent cx="5940425" cy="962025"/>
+            <wp:effectExtent l="0" t="0" r="3175" b="9525"/>
+            <wp:docPr id="38" name="Рисунок 38"/>
+            <wp:cNvGraphicFramePr>
+              <a:graphicFrameLocks xmlns:a="http://schemas.openxmlformats.org/drawingml/2006/main" noChangeAspect="1"/>
+            </wp:cNvGraphicFramePr>
+            <a:graphic xmlns:a="http://schemas.openxmlformats.org/drawingml/2006/main">
+              <a:graphicData uri="http://schemas.openxmlformats.org/drawingml/2006/picture">
+                <pic:pic xmlns:pic="http://schemas.openxmlformats.org/drawingml/2006/picture">
+                  <pic:nvPicPr>
+                    <pic:cNvPr id="1" name=""/>
+                    <pic:cNvPicPr/>
+                  </pic:nvPicPr>
+                  <pic:blipFill>
+                    <a:blip r:embed="rId37"/>
+                    <a:stretch>
+                      <a:fillRect/>
+                    </a:stretch>
+                  </pic:blipFill>
+                  <pic:spPr>
+                    <a:xfrm>
+                      <a:off x="0" y="0"/>
+                      <a:ext cx="5940425" cy="962025"/>
+                    </a:xfrm>
+                    <a:prstGeom prst="rect">
+                      <a:avLst/>
+                    </a:prstGeom>
+                  </pic:spPr>
+                </pic:pic>
+              </a:graphicData>
+            </a:graphic>
+          </wp:inline>
+        </w:drawing>
+      </w:r>
+    </w:p>
+    <w:p>
+      <w:pPr>
+        <w:pStyle w:val="a3"/>
+        <w:spacing w:line="360" w:lineRule="auto"/>
+      </w:pPr>
+      <w:r>
+        <w:t xml:space="preserve">Рисунок </w:t>
+      </w:r>
+      <w:r>
+        <w:fldChar w:fldCharType="begin"/>
+      </w:r>
+      <w:r>
+        <w:instrText xml:space="preserve"> SEQ Рисунок \* ARABIC </w:instrText>
+      </w:r>
+      <w:r>
+        <w:fldChar w:fldCharType="separate"/>
+      </w:r>
+      <w:r>
+        <w:rPr>
+          <w:noProof/>
+        </w:rPr>
+        <w:t>33</w:t>
+      </w:r>
+      <w:r>
+        <w:fldChar w:fldCharType="end"/>
+      </w:r>
+      <w:r>
+        <w:t xml:space="preserve"> </w:t>
+      </w:r>
+      <w:r>
+        <w:t xml:space="preserve">документ начисление зарплаты для сценария </w:t>
+      </w:r>
+      <w:r>
+        <w:t>4, 5, 6 (1)</w:t>
+      </w:r>
+    </w:p>
+    <w:p>
+      <w:pPr>
+        <w:keepNext/>
+        <w:spacing w:line="360" w:lineRule="auto"/>
+      </w:pPr>
+      <w:r>
+        <w:drawing>
+          <wp:inline distT="0" distB="0" distL="0" distR="0" wp14:anchorId="591E75DF" wp14:editId="39802DE4">
+            <wp:extent cx="5940425" cy="787400"/>
+            <wp:effectExtent l="0" t="0" r="3175" b="0"/>
+            <wp:docPr id="39" name="Рисунок 39"/>
+            <wp:cNvGraphicFramePr>
+              <a:graphicFrameLocks xmlns:a="http://schemas.openxmlformats.org/drawingml/2006/main" noChangeAspect="1"/>
+            </wp:cNvGraphicFramePr>
+            <a:graphic xmlns:a="http://schemas.openxmlformats.org/drawingml/2006/main">
+              <a:graphicData uri="http://schemas.openxmlformats.org/drawingml/2006/picture">
+                <pic:pic xmlns:pic="http://schemas.openxmlformats.org/drawingml/2006/picture">
+                  <pic:nvPicPr>
+                    <pic:cNvPr id="1" name=""/>
+                    <pic:cNvPicPr/>
+                  </pic:nvPicPr>
+                  <pic:blipFill>
+                    <a:blip r:embed="rId38"/>
+                    <a:stretch>
+                      <a:fillRect/>
+                    </a:stretch>
+                  </pic:blipFill>
+                  <pic:spPr>
+                    <a:xfrm>
+                      <a:off x="0" y="0"/>
+                      <a:ext cx="5940425" cy="787400"/>
+                    </a:xfrm>
+                    <a:prstGeom prst="rect">
+                      <a:avLst/>
+                    </a:prstGeom>
+                  </pic:spPr>
+                </pic:pic>
+              </a:graphicData>
+            </a:graphic>
+          </wp:inline>
+        </w:drawing>
+      </w:r>
+    </w:p>
+    <w:p>
+      <w:pPr>
+        <w:pStyle w:val="a3"/>
+        <w:spacing w:line="360" w:lineRule="auto"/>
+      </w:pPr>
+      <w:r>
+        <w:t xml:space="preserve">Рисунок </w:t>
+      </w:r>
+      <w:r>
+        <w:fldChar w:fldCharType="begin"/>
+      </w:r>
+      <w:r>
+        <w:instrText xml:space="preserve"> SEQ Рисунок \* ARABIC </w:instrText>
+      </w:r>
+      <w:r>
+        <w:fldChar w:fldCharType="separate"/>
+      </w:r>
+      <w:r>
+        <w:rPr>
+          <w:noProof/>
+        </w:rPr>
+        <w:t>34</w:t>
+      </w:r>
+      <w:r>
+        <w:fldChar w:fldCharType="end"/>
+      </w:r>
+      <w:r>
+        <w:t xml:space="preserve"> </w:t>
+      </w:r>
+      <w:r>
+        <w:t>документ начисление зарплаты для сценария 4, 5, 6 (</w:t>
+      </w:r>
+      <w:r>
+        <w:t>2</w:t>
+      </w:r>
+      <w:r>
+        <w:t>)</w:t>
+      </w:r>
+    </w:p>
+    <w:p>
+      <w:pPr>
+        <w:keepNext/>
+        <w:spacing w:line="360" w:lineRule="auto"/>
+      </w:pPr>
+      <w:r>
+        <w:drawing>
+          <wp:inline distT="0" distB="0" distL="0" distR="0" wp14:anchorId="5DA19FD0" wp14:editId="436D22A1">
+            <wp:extent cx="5940425" cy="735965"/>
+            <wp:effectExtent l="0" t="0" r="3175" b="6985"/>
+            <wp:docPr id="37" name="Рисунок 37"/>
+            <wp:cNvGraphicFramePr>
+              <a:graphicFrameLocks xmlns:a="http://schemas.openxmlformats.org/drawingml/2006/main" noChangeAspect="1"/>
+            </wp:cNvGraphicFramePr>
+            <a:graphic xmlns:a="http://schemas.openxmlformats.org/drawingml/2006/main">
+              <a:graphicData uri="http://schemas.openxmlformats.org/drawingml/2006/picture">
+                <pic:pic xmlns:pic="http://schemas.openxmlformats.org/drawingml/2006/picture">
+                  <pic:nvPicPr>
+                    <pic:cNvPr id="1" name=""/>
+                    <pic:cNvPicPr/>
+                  </pic:nvPicPr>
+                  <pic:blipFill>
+                    <a:blip r:embed="rId39"/>
+                    <a:stretch>
+                      <a:fillRect/>
+                    </a:stretch>
+                  </pic:blipFill>
+                  <pic:spPr>
+                    <a:xfrm>
+                      <a:off x="0" y="0"/>
+                      <a:ext cx="5940425" cy="735965"/>
+                    </a:xfrm>
+                    <a:prstGeom prst="rect">
+                      <a:avLst/>
+                    </a:prstGeom>
+                  </pic:spPr>
+                </pic:pic>
+              </a:graphicData>
+            </a:graphic>
+          </wp:inline>
+        </w:drawing>
+      </w:r>
+    </w:p>
+    <w:p>
+      <w:pPr>
+        <w:pStyle w:val="a3"/>
+        <w:spacing w:line="360" w:lineRule="auto"/>
+      </w:pPr>
+      <w:r>
+        <w:t xml:space="preserve">Рисунок </w:t>
+      </w:r>
+      <w:r>
+        <w:fldChar w:fldCharType="begin"/>
+      </w:r>
+      <w:r>
+        <w:instrText xml:space="preserve"> SEQ Рисунок \* ARABIC </w:instrText>
+      </w:r>
+      <w:r>
+        <w:fldChar w:fldCharType="separate"/>
+      </w:r>
+      <w:r>
+        <w:rPr>
+          <w:noProof/>
+        </w:rPr>
+        <w:t>35</w:t>
+      </w:r>
+      <w:r>
+        <w:fldChar w:fldCharType="end"/>
+      </w:r>
+      <w:r>
+        <w:t xml:space="preserve"> </w:t>
+      </w:r>
+      <w:r>
+        <w:t xml:space="preserve">регистр расчета </w:t>
+      </w:r>
+      <w:r>
+        <w:t>дополнительные</w:t>
+      </w:r>
+      <w:r>
+        <w:t xml:space="preserve"> начисления для сценария </w:t>
+      </w:r>
+      <w:r>
+        <w:t>4, 5, 6</w:t>
+      </w:r>
+    </w:p>
+    <w:p>
+      <w:pPr>
+        <w:spacing w:line="360" w:lineRule="auto"/>
+      </w:pPr>
+      <w:r>
+        <w:t>Сценарий 7</w:t>
+      </w:r>
+    </w:p>
+    <w:p>
+      <w:pPr>
+        <w:spacing w:line="360" w:lineRule="auto"/>
+        <w:ind w:firstLine="708"/>
+      </w:pPr>
+      <w:r>
+        <w:t xml:space="preserve">Уже продемонстрирован, так как </w:t>
+      </w:r>
+      <w:r>
+        <w:t>у Ивана Ивановича оклад меняется 15</w:t>
+      </w:r>
+      <w:r>
+        <w:t xml:space="preserve"> числа, на рисунке 35 видно, что оклад берётся с начала месяца.</w:t>
+      </w:r>
+    </w:p>
+    <w:p>
+      <w:pPr>
+        <w:keepNext/>
+        <w:spacing w:line="360" w:lineRule="auto"/>
+      </w:pPr>
+      <w:r>
+        <w:drawing>
+          <wp:inline distT="0" distB="0" distL="0" distR="0" wp14:anchorId="080E9538" wp14:editId="466FDE8D">
+            <wp:extent cx="5940425" cy="662305"/>
+            <wp:effectExtent l="0" t="0" r="3175" b="4445"/>
+            <wp:docPr id="40" name="Рисунок 40"/>
+            <wp:cNvGraphicFramePr>
+              <a:graphicFrameLocks xmlns:a="http://schemas.openxmlformats.org/drawingml/2006/main" noChangeAspect="1"/>
+            </wp:cNvGraphicFramePr>
+            <a:graphic xmlns:a="http://schemas.openxmlformats.org/drawingml/2006/main">
+              <a:graphicData uri="http://schemas.openxmlformats.org/drawingml/2006/picture">
+                <pic:pic xmlns:pic="http://schemas.openxmlformats.org/drawingml/2006/picture">
+                  <pic:nvPicPr>
+                    <pic:cNvPr id="1" name=""/>
+                    <pic:cNvPicPr/>
+                  </pic:nvPicPr>
+                  <pic:blipFill>
+                    <a:blip r:embed="rId40"/>
+                    <a:stretch>
+                      <a:fillRect/>
+                    </a:stretch>
+                  </pic:blipFill>
+                  <pic:spPr>
+                    <a:xfrm>
+                      <a:off x="0" y="0"/>
+                      <a:ext cx="5940425" cy="662305"/>
+                    </a:xfrm>
+                    <a:prstGeom prst="rect">
+                      <a:avLst/>
+                    </a:prstGeom>
+                  </pic:spPr>
+                </pic:pic>
+              </a:graphicData>
+            </a:graphic>
+          </wp:inline>
+        </w:drawing>
+      </w:r>
+    </w:p>
+    <w:p>
+      <w:pPr>
+        <w:pStyle w:val="a3"/>
+        <w:spacing w:line="360" w:lineRule="auto"/>
+      </w:pPr>
+      <w:r>
+        <w:t xml:space="preserve">Рисунок </w:t>
+      </w:r>
+      <w:r>
+        <w:fldChar w:fldCharType="begin"/>
+      </w:r>
+      <w:r>
+        <w:instrText xml:space="preserve"> SEQ Рисунок \* ARABIC </w:instrText>
+      </w:r>
+      <w:r>
+        <w:fldChar w:fldCharType="separate"/>
+      </w:r>
+      <w:r>
+        <w:rPr>
+          <w:noProof/>
+        </w:rPr>
+        <w:t>36</w:t>
+      </w:r>
+      <w:r>
+        <w:fldChar w:fldCharType="end"/>
+      </w:r>
+      <w:r>
+        <w:t xml:space="preserve"> изменение оклада</w:t>
+      </w:r>
+    </w:p>
+    <w:p>
+      <w:pPr>
+        <w:spacing w:line="360" w:lineRule="auto"/>
+      </w:pPr>
+      <w:r>
+        <w:t xml:space="preserve">Сценарий 8 </w:t>
+      </w:r>
+    </w:p>
+    <w:p>
+      <w:pPr>
+        <w:spacing w:line="360" w:lineRule="auto"/>
+        <w:ind w:firstLine="708"/>
+      </w:pPr>
+      <w:r>
+        <w:t>Поменяем одному сотруднику</w:t>
+      </w:r>
+      <w:r>
+        <w:t xml:space="preserve"> график на сменный.</w:t>
+      </w:r>
+    </w:p>
+    <w:p>
+      <w:pPr>
+        <w:keepNext/>
+        <w:spacing w:line="360" w:lineRule="auto"/>
+      </w:pPr>
+      <w:r>
+        <w:drawing>
+          <wp:inline distT="0" distB="0" distL="0" distR="0" wp14:anchorId="7B747EBE" wp14:editId="0CA1149F">
+            <wp:extent cx="5940425" cy="697865"/>
+            <wp:effectExtent l="0" t="0" r="3175" b="6985"/>
+            <wp:docPr id="41" name="Рисунок 41"/>
+            <wp:cNvGraphicFramePr>
+              <a:graphicFrameLocks xmlns:a="http://schemas.openxmlformats.org/drawingml/2006/main" noChangeAspect="1"/>
+            </wp:cNvGraphicFramePr>
+            <a:graphic xmlns:a="http://schemas.openxmlformats.org/drawingml/2006/main">
+              <a:graphicData uri="http://schemas.openxmlformats.org/drawingml/2006/picture">
+                <pic:pic xmlns:pic="http://schemas.openxmlformats.org/drawingml/2006/picture">
+                  <pic:nvPicPr>
+                    <pic:cNvPr id="1" name=""/>
+                    <pic:cNvPicPr/>
+                  </pic:nvPicPr>
+                  <pic:blipFill>
+                    <a:blip r:embed="rId41"/>
+                    <a:stretch>
+                      <a:fillRect/>
+                    </a:stretch>
+                  </pic:blipFill>
+                  <pic:spPr>
+                    <a:xfrm>
+                      <a:off x="0" y="0"/>
+                      <a:ext cx="5940425" cy="697865"/>
+                    </a:xfrm>
+                    <a:prstGeom prst="rect">
+                      <a:avLst/>
+                    </a:prstGeom>
+                  </pic:spPr>
+                </pic:pic>
+              </a:graphicData>
+            </a:graphic>
+          </wp:inline>
+        </w:drawing>
+      </w:r>
+    </w:p>
+    <w:p>
+      <w:pPr>
+        <w:pStyle w:val="a3"/>
+        <w:spacing w:line="360" w:lineRule="auto"/>
+      </w:pPr>
+      <w:r>
+        <w:t xml:space="preserve">Рисунок </w:t>
+      </w:r>
+      <w:r>
+        <w:fldChar w:fldCharType="begin"/>
+      </w:r>
+      <w:r>
+        <w:instrText xml:space="preserve"> SEQ Рисунок \* ARABIC </w:instrText>
+      </w:r>
+      <w:r>
+        <w:fldChar w:fldCharType="separate"/>
+      </w:r>
+      <w:r>
+        <w:rPr>
+          <w:noProof/>
+        </w:rPr>
+        <w:t>37</w:t>
+      </w:r>
+      <w:r>
+        <w:fldChar w:fldCharType="end"/>
+      </w:r>
+      <w:r>
+        <w:t xml:space="preserve"> </w:t>
+      </w:r>
+      <w:r>
+        <w:t xml:space="preserve">документ начисление зарплаты для сценария </w:t>
+      </w:r>
+      <w:r>
+        <w:t>8</w:t>
+      </w:r>
+    </w:p>
+    <w:p>
+      <w:pPr>
+        <w:spacing w:line="360" w:lineRule="auto"/>
+      </w:pPr>
+      <w:r>
+        <w:t>Как видно ниже, количество рабочих дней изменилось.</w:t>
+      </w:r>
+    </w:p>
+    <w:p>
+      <w:pPr>
+        <w:keepNext/>
+        <w:spacing w:line="360" w:lineRule="auto"/>
+      </w:pPr>
+      <w:r>
+        <w:lastRenderedPageBreak/>
+        <w:drawing>
+          <wp:inline distT="0" distB="0" distL="0" distR="0" wp14:anchorId="7721AAC8" wp14:editId="1C3D4BE4">
+            <wp:extent cx="5940425" cy="697865"/>
+            <wp:effectExtent l="0" t="0" r="3175" b="6985"/>
+            <wp:docPr id="42" name="Рисунок 42"/>
+            <wp:cNvGraphicFramePr>
+              <a:graphicFrameLocks xmlns:a="http://schemas.openxmlformats.org/drawingml/2006/main" noChangeAspect="1"/>
+            </wp:cNvGraphicFramePr>
+            <a:graphic xmlns:a="http://schemas.openxmlformats.org/drawingml/2006/main">
+              <a:graphicData uri="http://schemas.openxmlformats.org/drawingml/2006/picture">
+                <pic:pic xmlns:pic="http://schemas.openxmlformats.org/drawingml/2006/picture">
+                  <pic:nvPicPr>
+                    <pic:cNvPr id="1" name=""/>
+                    <pic:cNvPicPr/>
+                  </pic:nvPicPr>
+                  <pic:blipFill>
+                    <a:blip r:embed="rId42"/>
+                    <a:stretch>
+                      <a:fillRect/>
+                    </a:stretch>
+                  </pic:blipFill>
+                  <pic:spPr>
+                    <a:xfrm>
+                      <a:off x="0" y="0"/>
+                      <a:ext cx="5940425" cy="697865"/>
+                    </a:xfrm>
+                    <a:prstGeom prst="rect">
+                      <a:avLst/>
+                    </a:prstGeom>
+                  </pic:spPr>
+                </pic:pic>
+              </a:graphicData>
+            </a:graphic>
+          </wp:inline>
+        </w:drawing>
+      </w:r>
+    </w:p>
+    <w:p>
+      <w:pPr>
+        <w:pStyle w:val="a3"/>
+        <w:spacing w:line="360" w:lineRule="auto"/>
+      </w:pPr>
+      <w:r>
+        <w:t xml:space="preserve">Рисунок </w:t>
+      </w:r>
+      <w:r>
+        <w:fldChar w:fldCharType="begin"/>
+      </w:r>
+      <w:r>
+        <w:instrText xml:space="preserve"> SEQ Рисунок \* ARABIC </w:instrText>
+      </w:r>
+      <w:r>
+        <w:fldChar w:fldCharType="separate"/>
+      </w:r>
+      <w:r>
+        <w:rPr>
+          <w:noProof/>
+        </w:rPr>
+        <w:t>38</w:t>
+      </w:r>
+      <w:r>
+        <w:fldChar w:fldCharType="end"/>
+      </w:r>
+      <w:r>
+        <w:t xml:space="preserve"> </w:t>
+      </w:r>
+      <w:r>
+        <w:t xml:space="preserve">регистр расчета основные начисления для сценария </w:t>
+      </w:r>
+      <w:r>
+        <w:t>8</w:t>
+      </w:r>
+    </w:p>
+    <w:p>
+      <w:pPr>
+        <w:spacing w:line="360" w:lineRule="auto"/>
+      </w:pPr>
+      <w:r>
+        <w:t>Сценарий 9</w:t>
+      </w:r>
+    </w:p>
+    <w:p>
+      <w:pPr>
+        <w:spacing w:line="360" w:lineRule="auto"/>
+      </w:pPr>
+      <w:r>
+        <w:t>При попытке ввода</w:t>
+      </w:r>
+      <w:r>
+        <w:t xml:space="preserve"> некорректных данных, документ не проводится.</w:t>
+      </w:r>
+    </w:p>
+    <w:p>
+      <w:pPr>
+        <w:spacing w:line="360" w:lineRule="auto"/>
+      </w:pPr>
+      <w:r>
+        <w:drawing>
+          <wp:inline distT="0" distB="0" distL="0" distR="0" wp14:anchorId="0E690809" wp14:editId="08608F05">
+            <wp:extent cx="5940425" cy="1222375"/>
+            <wp:effectExtent l="0" t="0" r="3175" b="0"/>
+            <wp:docPr id="44" name="Рисунок 44"/>
+            <wp:cNvGraphicFramePr>
+              <a:graphicFrameLocks xmlns:a="http://schemas.openxmlformats.org/drawingml/2006/main" noChangeAspect="1"/>
+            </wp:cNvGraphicFramePr>
+            <a:graphic xmlns:a="http://schemas.openxmlformats.org/drawingml/2006/main">
+              <a:graphicData uri="http://schemas.openxmlformats.org/drawingml/2006/picture">
+                <pic:pic xmlns:pic="http://schemas.openxmlformats.org/drawingml/2006/picture">
+                  <pic:nvPicPr>
+                    <pic:cNvPr id="1" name=""/>
+                    <pic:cNvPicPr/>
+                  </pic:nvPicPr>
+                  <pic:blipFill>
+                    <a:blip r:embed="rId43"/>
+                    <a:stretch>
+                      <a:fillRect/>
+                    </a:stretch>
+                  </pic:blipFill>
+                  <pic:spPr>
+                    <a:xfrm>
+                      <a:off x="0" y="0"/>
+                      <a:ext cx="5940425" cy="1222375"/>
+                    </a:xfrm>
+                    <a:prstGeom prst="rect">
+                      <a:avLst/>
+                    </a:prstGeom>
+                  </pic:spPr>
+                </pic:pic>
+              </a:graphicData>
+            </a:graphic>
+          </wp:inline>
+        </w:drawing>
+      </w:r>
+    </w:p>
+    <w:p>
+      <w:pPr>
         <w:pStyle w:val="1"/>
+        <w:spacing w:line="360" w:lineRule="auto"/>
       </w:pPr>
       <w:r>
         <w:t>Вывод</w:t>
+      </w:r>
+    </w:p>
+    <w:p>
+      <w:pPr>
+        <w:spacing w:line="360" w:lineRule="auto"/>
+        <w:ind w:firstLine="708"/>
+      </w:pPr>
+      <w:r>
+        <w:t>В ходе работы были успешно созданы и настроены объекты системы периодических расчётов: справочники, регистры сведений и расчёта, планы видов расчёта и документ «Начисление зарплаты». Реализован расчёт оклада методом отклонений и премии по стажу. Тестирование подтвердило корректность работы всех сценариев (кроме отпуска), включая вытеснение, базовый период и ограничения одного месяца.</w:t>
       </w:r>
     </w:p>
     <w:sectPr>
@@ -2027,7 +5481,6 @@
     <w:next w:val="a"/>
     <w:link w:val="20"/>
     <w:uiPriority w:val="9"/>
-    <w:semiHidden/>
     <w:unhideWhenUsed/>
     <w:qFormat/>
     <w:rsid w:val="009B6A77"/>
@@ -2282,7 +5735,6 @@
     <w:basedOn w:val="a0"/>
     <w:link w:val="2"/>
     <w:uiPriority w:val="9"/>
-    <w:semiHidden/>
     <w:rsid w:val="009B6A77"/>
     <w:rPr>
       <w:rFonts w:ascii="Times New Roman" w:eastAsiaTheme="majorEastAsia" w:hAnsi="Times New Roman" w:cstheme="majorBidi"/>
@@ -2561,6 +6013,21 @@
       <w:smallCaps/>
       <w:color w:val="0F4761" w:themeColor="accent1" w:themeShade="BF"/>
       <w:spacing w:val="5"/>
+    </w:rPr>
+  </w:style>
+  <w:style w:type="paragraph" w:customStyle="1" w:styleId="ae">
+    <w:name w:val="Титул основной текст"/>
+    <w:basedOn w:val="a"/>
+    <w:qFormat/>
+    <w:rsid w:val="003836FE"/>
+    <w:pPr>
+      <w:suppressAutoHyphens/>
+      <w:spacing w:after="0" w:line="240" w:lineRule="auto"/>
+      <w:jc w:val="center"/>
+    </w:pPr>
+    <w:rPr>
+      <w:rFonts w:eastAsia="Calibri" w:cstheme="minorBidi"/>
+      <w:szCs w:val="28"/>
     </w:rPr>
   </w:style>
 </w:styles>

--- a/Практика/3/Отчёт ПР3 ВПК8 Карасенко.docx
+++ b/Практика/3/Отчёт ПР3 ВПК8 Карасенко.docx
@@ -135,7 +135,15 @@
           <w:color w:val="000000"/>
           <w:szCs w:val="36"/>
         </w:rPr>
-        <w:t>ПО ПРАКТИЧЕСКОЙ РАБОТЕ №1</w:t>
+        <w:t>ПО ПРАКТИЧЕСКОЙ РАБОТЕ №</w:t>
+      </w:r>
+      <w:r>
+        <w:rPr>
+          <w:rFonts w:eastAsia="Calibri"/>
+          <w:color w:val="000000"/>
+          <w:szCs w:val="36"/>
+        </w:rPr>
+        <w:t>3</w:t>
       </w:r>
     </w:p>
     <w:p>
@@ -231,23 +239,7 @@
           <w:color w:val="000000"/>
           <w:szCs w:val="28"/>
         </w:rPr>
-        <w:t>Студент группы КТбо</w:t>
-      </w:r>
-      <w:r>
-        <w:rPr>
-          <w:rFonts w:eastAsia="Calibri"/>
-          <w:color w:val="000000"/>
-          <w:szCs w:val="28"/>
-        </w:rPr>
-        <w:t>4</w:t>
-      </w:r>
-      <w:r>
-        <w:rPr>
-          <w:rFonts w:eastAsia="Calibri"/>
-          <w:color w:val="000000"/>
-          <w:szCs w:val="28"/>
-        </w:rPr>
-        <w:t>-2</w:t>
+        <w:t>Студент группы КТбо4-2</w:t>
       </w:r>
       <w:r>
         <w:rPr>
@@ -500,9 +492,11 @@
       <w:r>
         <w:t>“</w:t>
       </w:r>
+      <w:proofErr w:type="spellStart"/>
       <w:r>
         <w:t>ГрафикРаботы</w:t>
       </w:r>
+      <w:proofErr w:type="spellEnd"/>
       <w:r>
         <w:t>”</w:t>
       </w:r>
@@ -620,9 +614,11 @@
       <w:r>
         <w:t>“</w:t>
       </w:r>
+      <w:proofErr w:type="spellStart"/>
       <w:r>
         <w:t>ГрафикиРаботы</w:t>
       </w:r>
+      <w:proofErr w:type="spellEnd"/>
       <w:r>
         <w:t>”</w:t>
       </w:r>
@@ -659,9 +655,11 @@
       <w:r>
         <w:t>“</w:t>
       </w:r>
+      <w:proofErr w:type="spellStart"/>
       <w:r>
         <w:t>ГрафикРаботы</w:t>
       </w:r>
+      <w:proofErr w:type="spellEnd"/>
       <w:r>
         <w:t>”</w:t>
       </w:r>
@@ -779,7 +777,15 @@
         <w:t xml:space="preserve"> </w:t>
       </w:r>
       <w:r>
-        <w:t>регистр сведений “ГрафикиРаботы”</w:t>
+        <w:t>регистр сведений “</w:t>
+      </w:r>
+      <w:proofErr w:type="spellStart"/>
+      <w:r>
+        <w:t>ГрафикиРаботы</w:t>
+      </w:r>
+      <w:proofErr w:type="spellEnd"/>
+      <w:r>
+        <w:t>”</w:t>
       </w:r>
     </w:p>
     <w:p>
@@ -793,9 +799,11 @@
       <w:r>
         <w:t>“</w:t>
       </w:r>
+      <w:proofErr w:type="spellStart"/>
       <w:r>
         <w:t>ЗаполнениеГрафика</w:t>
       </w:r>
+      <w:proofErr w:type="spellEnd"/>
       <w:r>
         <w:t>”</w:t>
       </w:r>
@@ -823,9 +831,11 @@
       <w:r>
         <w:t>“</w:t>
       </w:r>
+      <w:proofErr w:type="spellStart"/>
       <w:r>
         <w:t>ВыборПериода</w:t>
       </w:r>
+      <w:proofErr w:type="spellEnd"/>
       <w:r>
         <w:t>“</w:t>
       </w:r>
@@ -841,9 +851,11 @@
       <w:r>
         <w:t>“</w:t>
       </w:r>
+      <w:proofErr w:type="spellStart"/>
       <w:r>
         <w:t>ВыходныеДни</w:t>
       </w:r>
+      <w:proofErr w:type="spellEnd"/>
       <w:r>
         <w:t>”</w:t>
       </w:r>
@@ -853,12 +865,14 @@
       <w:r>
         <w:t>, “</w:t>
       </w:r>
+      <w:proofErr w:type="spellStart"/>
       <w:r>
         <w:t>График</w:t>
       </w:r>
       <w:r>
         <w:t>Работы</w:t>
       </w:r>
+      <w:proofErr w:type="spellEnd"/>
       <w:r>
         <w:t>”</w:t>
       </w:r>
@@ -868,9 +882,11 @@
       <w:r>
         <w:t>“</w:t>
       </w:r>
+      <w:proofErr w:type="spellStart"/>
       <w:r>
         <w:t>ГрафикиРаботы</w:t>
       </w:r>
+      <w:proofErr w:type="spellEnd"/>
       <w:r>
         <w:t>”</w:t>
       </w:r>
@@ -961,7 +977,15 @@
         <w:t>и</w:t>
       </w:r>
       <w:r>
-        <w:t xml:space="preserve"> “ЗаполнениеГрафика”</w:t>
+        <w:t xml:space="preserve"> “</w:t>
+      </w:r>
+      <w:proofErr w:type="spellStart"/>
+      <w:r>
+        <w:t>ЗаполнениеГрафика</w:t>
+      </w:r>
+      <w:proofErr w:type="spellEnd"/>
+      <w:r>
+        <w:t>”</w:t>
       </w:r>
     </w:p>
     <w:p>
@@ -1000,9 +1024,11 @@
       <w:r>
         <w:t>“</w:t>
       </w:r>
+      <w:proofErr w:type="spellStart"/>
       <w:r>
         <w:t>ВыполнитьОбратку</w:t>
       </w:r>
+      <w:proofErr w:type="spellEnd"/>
       <w:r>
         <w:t>”</w:t>
       </w:r>
@@ -1012,9 +1038,11 @@
       <w:r>
         <w:t>“</w:t>
       </w:r>
+      <w:proofErr w:type="spellStart"/>
       <w:r>
         <w:t>ЗаполнитьГрафик</w:t>
       </w:r>
+      <w:proofErr w:type="spellEnd"/>
       <w:r>
         <w:t>”</w:t>
       </w:r>
@@ -1113,9 +1141,11 @@
       <w:r>
         <w:t>“</w:t>
       </w:r>
+      <w:proofErr w:type="spellStart"/>
       <w:r>
         <w:t>ЗаполнитьГрафик</w:t>
       </w:r>
+      <w:proofErr w:type="spellEnd"/>
       <w:r>
         <w:t>”</w:t>
       </w:r>
@@ -1126,7 +1156,15 @@
         <w:t xml:space="preserve"> </w:t>
       </w:r>
       <w:r>
-        <w:t>Процедура заполняет регистр сведений “ГрафикиРаботы” записями на каждую дату указанного периода, помечая дни как рабочие - 1 или выходные - 0.</w:t>
+        <w:t>Процедура заполняет регистр сведений “</w:t>
+      </w:r>
+      <w:proofErr w:type="spellStart"/>
+      <w:r>
+        <w:t>ГрафикиРаботы</w:t>
+      </w:r>
+      <w:proofErr w:type="spellEnd"/>
+      <w:r>
+        <w:t>” записями на каждую дату указанного периода, помечая дни как рабочие - 1 или выходные - 0.</w:t>
       </w:r>
     </w:p>
     <w:p>
@@ -1212,7 +1250,15 @@
         <w:t>а</w:t>
       </w:r>
       <w:r>
-        <w:t xml:space="preserve"> “ЗаполнитьГрафик”</w:t>
+        <w:t xml:space="preserve"> “</w:t>
+      </w:r>
+      <w:proofErr w:type="spellStart"/>
+      <w:r>
+        <w:t>ЗаполнитьГрафик</w:t>
+      </w:r>
+      <w:proofErr w:type="spellEnd"/>
+      <w:r>
+        <w:t>”</w:t>
       </w:r>
     </w:p>
     <w:p>
@@ -1325,9 +1371,11 @@
       <w:r>
         <w:t>“</w:t>
       </w:r>
+      <w:proofErr w:type="spellStart"/>
       <w:r>
         <w:t>ГрафикиРаботы</w:t>
       </w:r>
+      <w:proofErr w:type="spellEnd"/>
       <w:r>
         <w:t xml:space="preserve">” </w:t>
       </w:r>
@@ -1411,7 +1459,15 @@
         <w:t xml:space="preserve"> </w:t>
       </w:r>
       <w:r>
-        <w:t>Регистр “ГрафикиРаботы”</w:t>
+        <w:t>Регистр “</w:t>
+      </w:r>
+      <w:proofErr w:type="spellStart"/>
+      <w:r>
+        <w:t>ГрафикиРаботы</w:t>
+      </w:r>
+      <w:proofErr w:type="spellEnd"/>
+      <w:r>
+        <w:t>”</w:t>
       </w:r>
     </w:p>
     <w:p>
@@ -1435,7 +1491,15 @@
         <w:t xml:space="preserve"> </w:t>
       </w:r>
       <w:r>
-        <w:t xml:space="preserve">“ДатаНачалаУчетаВБазе”, </w:t>
+        <w:t>“</w:t>
+      </w:r>
+      <w:proofErr w:type="spellStart"/>
+      <w:r>
+        <w:t>ДатаНачалаУчетаВБазе</w:t>
+      </w:r>
+      <w:proofErr w:type="spellEnd"/>
+      <w:r>
+        <w:t xml:space="preserve">”, </w:t>
       </w:r>
       <w:r>
         <w:t xml:space="preserve">будем использовать её </w:t>
@@ -1459,7 +1523,15 @@
         <w:t xml:space="preserve">регистр сведений </w:t>
       </w:r>
       <w:r>
-        <w:t xml:space="preserve">“СведенияОСотрудниках”, </w:t>
+        <w:t>“</w:t>
+      </w:r>
+      <w:proofErr w:type="spellStart"/>
+      <w:r>
+        <w:t>СведенияОСотрудниках</w:t>
+      </w:r>
+      <w:proofErr w:type="spellEnd"/>
+      <w:r>
+        <w:t xml:space="preserve">”, </w:t>
       </w:r>
       <w:r>
         <w:t xml:space="preserve">периодичность в пределах дня, </w:t>
@@ -1473,11 +1545,21 @@
       <w:r>
         <w:t xml:space="preserve"> с ссылкой на справочник </w:t>
       </w:r>
+      <w:proofErr w:type="spellStart"/>
       <w:r>
         <w:t>ФизическиеЛица</w:t>
       </w:r>
-      <w:r>
-        <w:t>, а ресурс – оклад (число(10,2)).</w:t>
+      <w:proofErr w:type="spellEnd"/>
+      <w:r>
+        <w:t>, а ресурс – оклад (</w:t>
+      </w:r>
+      <w:proofErr w:type="gramStart"/>
+      <w:r>
+        <w:t>число(</w:t>
+      </w:r>
+      <w:proofErr w:type="gramEnd"/>
+      <w:r>
+        <w:t>10,2)).</w:t>
       </w:r>
     </w:p>
     <w:p>
@@ -1558,7 +1640,15 @@
         <w:t xml:space="preserve"> </w:t>
       </w:r>
       <w:r>
-        <w:t>регистр сведений “СведенияОСотрудниках”</w:t>
+        <w:t>регистр сведений “</w:t>
+      </w:r>
+      <w:proofErr w:type="spellStart"/>
+      <w:r>
+        <w:t>СведенияОСотрудниках</w:t>
+      </w:r>
+      <w:proofErr w:type="spellEnd"/>
+      <w:r>
+        <w:t>”</w:t>
       </w:r>
     </w:p>
     <w:p>
@@ -1572,9 +1662,11 @@
       <w:r>
         <w:t>“</w:t>
       </w:r>
+      <w:proofErr w:type="spellStart"/>
       <w:r>
         <w:t>ФизическиеЛица</w:t>
       </w:r>
+      <w:proofErr w:type="spellEnd"/>
       <w:r>
         <w:t>”</w:t>
       </w:r>
@@ -1584,18 +1676,30 @@
       <w:r>
         <w:t xml:space="preserve">добавим реквизиты </w:t>
       </w:r>
+      <w:proofErr w:type="spellStart"/>
       <w:r>
         <w:t>НачальныйСтажВДнях</w:t>
       </w:r>
-      <w:r>
-        <w:t xml:space="preserve"> – число(5, 0)</w:t>
+      <w:proofErr w:type="spellEnd"/>
+      <w:r>
+        <w:t xml:space="preserve"> – </w:t>
+      </w:r>
+      <w:proofErr w:type="gramStart"/>
+      <w:r>
+        <w:t>число(</w:t>
+      </w:r>
+      <w:proofErr w:type="gramEnd"/>
+      <w:r>
+        <w:t>5, 0)</w:t>
       </w:r>
       <w:r>
         <w:t xml:space="preserve">, </w:t>
       </w:r>
+      <w:proofErr w:type="spellStart"/>
       <w:r>
         <w:t>ДатаПриема</w:t>
       </w:r>
+      <w:proofErr w:type="spellEnd"/>
       <w:r>
         <w:t xml:space="preserve"> – дата.</w:t>
       </w:r>
@@ -1677,7 +1781,15 @@
         <w:t xml:space="preserve"> </w:t>
       </w:r>
       <w:r>
-        <w:t>справочник “ФизическиеЛица”</w:t>
+        <w:t>справочник “</w:t>
+      </w:r>
+      <w:proofErr w:type="spellStart"/>
+      <w:r>
+        <w:t>ФизическиеЛица</w:t>
+      </w:r>
+      <w:proofErr w:type="spellEnd"/>
+      <w:r>
+        <w:t>”</w:t>
       </w:r>
     </w:p>
     <w:p>
@@ -1694,9 +1806,11 @@
       <w:r>
         <w:t>“</w:t>
       </w:r>
+      <w:proofErr w:type="spellStart"/>
       <w:r>
         <w:t>ШкалаПроцентовПремииОтСтажа</w:t>
       </w:r>
+      <w:proofErr w:type="spellEnd"/>
       <w:r>
         <w:t>”</w:t>
       </w:r>
@@ -1707,7 +1821,23 @@
         <w:t xml:space="preserve"> </w:t>
       </w:r>
       <w:r>
-        <w:t xml:space="preserve">Измерения СтажОт и СтажДо, ресурс </w:t>
+        <w:t xml:space="preserve">Измерения </w:t>
+      </w:r>
+      <w:proofErr w:type="spellStart"/>
+      <w:r>
+        <w:t>СтажОт</w:t>
+      </w:r>
+      <w:proofErr w:type="spellEnd"/>
+      <w:r>
+        <w:t xml:space="preserve"> и </w:t>
+      </w:r>
+      <w:proofErr w:type="spellStart"/>
+      <w:r>
+        <w:t>СтажДо</w:t>
+      </w:r>
+      <w:proofErr w:type="spellEnd"/>
+      <w:r>
+        <w:t xml:space="preserve">, ресурс </w:t>
       </w:r>
       <w:r>
         <w:t>–</w:t>
@@ -1722,7 +1852,15 @@
         <w:t>роцент</w:t>
       </w:r>
       <w:r>
-        <w:t>, это всё числа(5, 2)</w:t>
+        <w:t xml:space="preserve">, это всё </w:t>
+      </w:r>
+      <w:proofErr w:type="gramStart"/>
+      <w:r>
+        <w:t>числа(</w:t>
+      </w:r>
+      <w:proofErr w:type="gramEnd"/>
+      <w:r>
+        <w:t>5, 2)</w:t>
       </w:r>
     </w:p>
     <w:p>
@@ -1799,7 +1937,15 @@
         <w:fldChar w:fldCharType="end"/>
       </w:r>
       <w:r>
-        <w:t xml:space="preserve"> регистр “ШкалаПроцентовПремииОтСтажа”</w:t>
+        <w:t xml:space="preserve"> регистр “</w:t>
+      </w:r>
+      <w:proofErr w:type="spellStart"/>
+      <w:r>
+        <w:t>ШкалаПроцентовПремииОтСтажа</w:t>
+      </w:r>
+      <w:proofErr w:type="spellEnd"/>
+      <w:r>
+        <w:t>”</w:t>
       </w:r>
     </w:p>
     <w:p>
@@ -1903,9 +2049,11 @@
       <w:r>
         <w:t>“</w:t>
       </w:r>
+      <w:proofErr w:type="spellStart"/>
       <w:r>
         <w:t>ОсновныеНачисления</w:t>
       </w:r>
+      <w:proofErr w:type="spellEnd"/>
       <w:r>
         <w:t>”</w:t>
       </w:r>
@@ -2065,7 +2213,15 @@
         <w:fldChar w:fldCharType="end"/>
       </w:r>
       <w:r>
-        <w:t xml:space="preserve"> план видов расчета “ОсновныеНачисления”</w:t>
+        <w:t xml:space="preserve"> план видов расчета “</w:t>
+      </w:r>
+      <w:proofErr w:type="spellStart"/>
+      <w:r>
+        <w:t>ОсновныеНачисления</w:t>
+      </w:r>
+      <w:proofErr w:type="spellEnd"/>
+      <w:r>
+        <w:t>”</w:t>
       </w:r>
     </w:p>
     <w:p>
@@ -2077,7 +2233,15 @@
         <w:t>Настроим п</w:t>
       </w:r>
       <w:r>
-        <w:t>лан видов расчёта “ДополнительныеНачисления”</w:t>
+        <w:t>лан видов расчёта “</w:t>
+      </w:r>
+      <w:proofErr w:type="spellStart"/>
+      <w:r>
+        <w:t>ДополнительныеНачисления</w:t>
+      </w:r>
+      <w:proofErr w:type="spellEnd"/>
+      <w:r>
+        <w:t>”</w:t>
       </w:r>
       <w:r>
         <w:t>.</w:t>
@@ -2189,7 +2353,15 @@
         <w:t xml:space="preserve"> </w:t>
       </w:r>
       <w:r>
-        <w:t>план видов расчёта “ДополнительныеНачисления”</w:t>
+        <w:t>план видов расчёта “</w:t>
+      </w:r>
+      <w:proofErr w:type="spellStart"/>
+      <w:r>
+        <w:t>ДополнительныеНачисления</w:t>
+      </w:r>
+      <w:proofErr w:type="spellEnd"/>
+      <w:r>
+        <w:t>”</w:t>
       </w:r>
     </w:p>
     <w:p>
@@ -2275,7 +2447,15 @@
         <w:t>а</w:t>
       </w:r>
       <w:r>
-        <w:t xml:space="preserve"> видов расчёта “ДополнительныеНачисления”</w:t>
+        <w:t xml:space="preserve"> видов расчёта “</w:t>
+      </w:r>
+      <w:proofErr w:type="spellStart"/>
+      <w:r>
+        <w:t>ДополнительныеНачисления</w:t>
+      </w:r>
+      <w:proofErr w:type="spellEnd"/>
+      <w:r>
+        <w:t>”</w:t>
       </w:r>
     </w:p>
     <w:p>
@@ -2296,16 +2476,40 @@
         <w:t xml:space="preserve"> </w:t>
       </w:r>
       <w:r>
-        <w:t xml:space="preserve">“ОсновныеНачисления”. </w:t>
+        <w:t>“</w:t>
+      </w:r>
+      <w:proofErr w:type="spellStart"/>
+      <w:r>
+        <w:t>ОсновныеНачисления</w:t>
+      </w:r>
+      <w:proofErr w:type="spellEnd"/>
+      <w:r>
+        <w:t xml:space="preserve">”. </w:t>
       </w:r>
       <w:r>
         <w:t xml:space="preserve">В настройках выбираем </w:t>
       </w:r>
       <w:r>
-        <w:t xml:space="preserve">План видов расчета – ОсновныеНачисления, включаем </w:t>
-      </w:r>
-      <w:r>
-        <w:t>период действия, в поле график выбираем – ГрафикРаботы, в поле значение</w:t>
+        <w:t xml:space="preserve">План видов расчета – </w:t>
+      </w:r>
+      <w:proofErr w:type="spellStart"/>
+      <w:r>
+        <w:t>ОсновныеНачисления</w:t>
+      </w:r>
+      <w:proofErr w:type="spellEnd"/>
+      <w:r>
+        <w:t xml:space="preserve">, включаем </w:t>
+      </w:r>
+      <w:r>
+        <w:t xml:space="preserve">период действия, в поле график выбираем – </w:t>
+      </w:r>
+      <w:proofErr w:type="spellStart"/>
+      <w:r>
+        <w:t>ГрафикРаботы</w:t>
+      </w:r>
+      <w:proofErr w:type="spellEnd"/>
+      <w:r>
+        <w:t>, в поле значение</w:t>
       </w:r>
       <w:r>
         <w:t xml:space="preserve"> графика выбираем – Значение, в поле дата графика – Дата.</w:t>
@@ -2328,9 +2532,11 @@
       <w:r>
         <w:t xml:space="preserve">- </w:t>
       </w:r>
+      <w:proofErr w:type="spellStart"/>
       <w:r>
         <w:t>СправочникСсылка.ФизическиеЛица</w:t>
       </w:r>
+      <w:proofErr w:type="spellEnd"/>
       <w:r>
         <w:t>, в</w:t>
       </w:r>
@@ -2380,32 +2586,65 @@
         <w:t xml:space="preserve"> Создаём 4 реквизита - </w:t>
       </w:r>
       <w:r>
-        <w:t>Оклад – Число(10;2)</w:t>
+        <w:t xml:space="preserve">Оклад – </w:t>
+      </w:r>
+      <w:proofErr w:type="gramStart"/>
+      <w:r>
+        <w:t>Число(</w:t>
+      </w:r>
+      <w:proofErr w:type="gramEnd"/>
+      <w:r>
+        <w:t>10;2)</w:t>
       </w:r>
       <w:r>
         <w:t xml:space="preserve">, </w:t>
       </w:r>
-      <w:r>
-        <w:t>РабочихДней – Число(5;0)</w:t>
+      <w:proofErr w:type="spellStart"/>
+      <w:r>
+        <w:t>РабочихДней</w:t>
+      </w:r>
+      <w:proofErr w:type="spellEnd"/>
+      <w:r>
+        <w:t xml:space="preserve"> – Число(5;0)</w:t>
       </w:r>
       <w:r>
         <w:t xml:space="preserve">, </w:t>
       </w:r>
-      <w:r>
-        <w:t>ОтработаноДней – Число(5;0</w:t>
-      </w:r>
-      <w:r>
-        <w:t>) и Г</w:t>
+      <w:proofErr w:type="spellStart"/>
+      <w:r>
+        <w:t>ОтработаноДней</w:t>
+      </w:r>
+      <w:proofErr w:type="spellEnd"/>
+      <w:r>
+        <w:t xml:space="preserve"> – Число(5;0</w:t>
+      </w:r>
+      <w:r>
+        <w:t xml:space="preserve">) и </w:t>
+      </w:r>
+      <w:proofErr w:type="spellStart"/>
+      <w:r>
+        <w:t>Г</w:t>
       </w:r>
       <w:r>
         <w:t>рафикРаботы</w:t>
       </w:r>
+      <w:proofErr w:type="spellEnd"/>
       <w:r>
         <w:t xml:space="preserve"> - </w:t>
       </w:r>
-      <w:r>
-        <w:t>СправочникСсылка.ГрафикиРаботы; Связь с графиком – ГрафикРаботы</w:t>
-      </w:r>
+      <w:proofErr w:type="spellStart"/>
+      <w:r>
+        <w:t>СправочникСсылка.ГрафикиРаботы</w:t>
+      </w:r>
+      <w:proofErr w:type="spellEnd"/>
+      <w:r>
+        <w:t xml:space="preserve">; Связь с графиком – </w:t>
+      </w:r>
+      <w:proofErr w:type="spellStart"/>
+      <w:r>
+        <w:t>ГрафикРаботы</w:t>
+      </w:r>
+      <w:proofErr w:type="spellEnd"/>
       <w:r>
         <w:t>.</w:t>
       </w:r>
@@ -2488,7 +2727,15 @@
         <w:t xml:space="preserve"> </w:t>
       </w:r>
       <w:r>
-        <w:t>регистр расчёта “ОсновныеНачисления”</w:t>
+        <w:t>регистр расчёта “</w:t>
+      </w:r>
+      <w:proofErr w:type="spellStart"/>
+      <w:r>
+        <w:t>ОсновныеНачисления</w:t>
+      </w:r>
+      <w:proofErr w:type="spellEnd"/>
+      <w:r>
+        <w:t>”</w:t>
       </w:r>
     </w:p>
     <w:p>
@@ -2506,9 +2753,11 @@
       <w:r>
         <w:t>“</w:t>
       </w:r>
+      <w:proofErr w:type="spellStart"/>
       <w:r>
         <w:t>ДополнительныеНачисления</w:t>
       </w:r>
+      <w:proofErr w:type="spellEnd"/>
       <w:r>
         <w:t>”</w:t>
       </w:r>
@@ -2524,9 +2773,11 @@
       <w:r>
         <w:t xml:space="preserve"> – </w:t>
       </w:r>
+      <w:proofErr w:type="spellStart"/>
       <w:r>
         <w:t>ДополнительныеНачисления</w:t>
       </w:r>
+      <w:proofErr w:type="spellEnd"/>
       <w:r>
         <w:t xml:space="preserve">, </w:t>
       </w:r>
@@ -2536,9 +2787,11 @@
       <w:r>
         <w:t xml:space="preserve"> – </w:t>
       </w:r>
+      <w:proofErr w:type="spellStart"/>
       <w:r>
         <w:t>НачислениеЗарплаты</w:t>
       </w:r>
+      <w:proofErr w:type="spellEnd"/>
       <w:r>
         <w:t xml:space="preserve">, </w:t>
       </w:r>
@@ -2561,8 +2814,13 @@
         <w:t xml:space="preserve"> - </w:t>
       </w:r>
       <w:r>
-        <w:t>Сотрудник - СправочникСсылка.ФизическиеЛица</w:t>
-      </w:r>
+        <w:t xml:space="preserve">Сотрудник - </w:t>
+      </w:r>
+      <w:proofErr w:type="spellStart"/>
+      <w:r>
+        <w:t>СправочникСсылка.ФизическиеЛица</w:t>
+      </w:r>
+      <w:proofErr w:type="spellEnd"/>
       <w:r>
         <w:t xml:space="preserve">, включаем </w:t>
       </w:r>
@@ -2582,7 +2840,15 @@
         <w:t>ы</w:t>
       </w:r>
       <w:r>
-        <w:t xml:space="preserve"> - БазаНачислений - Число(10;2), </w:t>
+        <w:t xml:space="preserve"> - </w:t>
+      </w:r>
+      <w:proofErr w:type="spellStart"/>
+      <w:r>
+        <w:t>БазаНачислений</w:t>
+      </w:r>
+      <w:proofErr w:type="spellEnd"/>
+      <w:r>
+        <w:t xml:space="preserve"> - Число(10;2), </w:t>
       </w:r>
       <w:r>
         <w:t>Процент- Число(5;2)</w:t>
@@ -2674,7 +2940,15 @@
         <w:t xml:space="preserve"> </w:t>
       </w:r>
       <w:r>
-        <w:t>регистр расчёта “ДополнительныеНачисления”</w:t>
+        <w:t>регистр расчёта “</w:t>
+      </w:r>
+      <w:proofErr w:type="spellStart"/>
+      <w:r>
+        <w:t>ДополнительныеНачисления</w:t>
+      </w:r>
+      <w:proofErr w:type="spellEnd"/>
+      <w:r>
+        <w:t>”</w:t>
       </w:r>
     </w:p>
     <w:p>
@@ -2688,9 +2962,11 @@
       <w:r>
         <w:t>“</w:t>
       </w:r>
+      <w:proofErr w:type="spellStart"/>
       <w:r>
         <w:t>НачислениеЗарплаты</w:t>
       </w:r>
+      <w:proofErr w:type="spellEnd"/>
       <w:r>
         <w:t>”.</w:t>
       </w:r>
@@ -2703,9 +2979,11 @@
       <w:r>
         <w:t xml:space="preserve">: </w:t>
       </w:r>
+      <w:proofErr w:type="spellStart"/>
       <w:r>
         <w:t>ОсновныеНачисления</w:t>
       </w:r>
+      <w:proofErr w:type="spellEnd"/>
       <w:r>
         <w:t>, где в реквизитах будет</w:t>
       </w:r>
@@ -2733,15 +3011,19 @@
       <w:r>
         <w:t xml:space="preserve"> на </w:t>
       </w:r>
+      <w:proofErr w:type="spellStart"/>
       <w:r>
         <w:t>ФизическиеЛица</w:t>
       </w:r>
+      <w:proofErr w:type="spellEnd"/>
       <w:r>
         <w:t xml:space="preserve">, </w:t>
       </w:r>
+      <w:proofErr w:type="spellStart"/>
       <w:r>
         <w:t>ГрафикРаботы</w:t>
       </w:r>
+      <w:proofErr w:type="spellEnd"/>
       <w:r>
         <w:t xml:space="preserve"> </w:t>
       </w:r>
@@ -2760,39 +3042,51 @@
       <w:r>
         <w:t xml:space="preserve"> на </w:t>
       </w:r>
+      <w:proofErr w:type="spellStart"/>
       <w:r>
         <w:t>ГрафикиРаботы</w:t>
       </w:r>
+      <w:proofErr w:type="spellEnd"/>
       <w:r>
         <w:t xml:space="preserve">, </w:t>
       </w:r>
+      <w:proofErr w:type="spellStart"/>
       <w:r>
         <w:t>ВидРасчета</w:t>
       </w:r>
+      <w:proofErr w:type="spellEnd"/>
       <w:r>
         <w:t xml:space="preserve"> - </w:t>
       </w:r>
+      <w:proofErr w:type="spellStart"/>
       <w:r>
         <w:t>ПланВидовРасчетаСсылка.ОсновныеНачисления</w:t>
       </w:r>
+      <w:proofErr w:type="spellEnd"/>
       <w:r>
         <w:t xml:space="preserve">, </w:t>
       </w:r>
+      <w:proofErr w:type="spellStart"/>
       <w:r>
         <w:t>ДатаНачала</w:t>
       </w:r>
+      <w:proofErr w:type="spellEnd"/>
       <w:r>
         <w:t xml:space="preserve">, </w:t>
       </w:r>
+      <w:proofErr w:type="spellStart"/>
       <w:r>
         <w:t>ДатаОкончания</w:t>
       </w:r>
+      <w:proofErr w:type="spellEnd"/>
       <w:r>
         <w:t xml:space="preserve">, а во второй табличной части </w:t>
       </w:r>
+      <w:proofErr w:type="spellStart"/>
       <w:r>
         <w:t>ДополнительныеНачисления</w:t>
       </w:r>
+      <w:proofErr w:type="spellEnd"/>
       <w:r>
         <w:t xml:space="preserve"> </w:t>
       </w:r>
@@ -2800,15 +3094,19 @@
         <w:lastRenderedPageBreak/>
         <w:t xml:space="preserve">будет только сотрудник и </w:t>
       </w:r>
+      <w:proofErr w:type="spellStart"/>
       <w:r>
         <w:t>ВидРасчета</w:t>
       </w:r>
+      <w:proofErr w:type="spellEnd"/>
       <w:r>
         <w:t xml:space="preserve"> - </w:t>
       </w:r>
+      <w:proofErr w:type="spellStart"/>
       <w:r>
         <w:t>ПланВидовРасчетаСсылка.ДополнительныеНачисления</w:t>
       </w:r>
+      <w:proofErr w:type="spellEnd"/>
       <w:r>
         <w:t>.</w:t>
       </w:r>
@@ -2890,7 +3188,15 @@
         <w:t xml:space="preserve"> </w:t>
       </w:r>
       <w:r>
-        <w:t>документ “НачислениеЗарплаты”</w:t>
+        <w:t>документ “</w:t>
+      </w:r>
+      <w:proofErr w:type="spellStart"/>
+      <w:r>
+        <w:t>НачислениеЗарплаты</w:t>
+      </w:r>
+      <w:proofErr w:type="spellEnd"/>
+      <w:r>
+        <w:t>”</w:t>
       </w:r>
     </w:p>
     <w:p>
@@ -3431,8 +3737,13 @@
         <w:fldChar w:fldCharType="end"/>
       </w:r>
       <w:r>
-        <w:t xml:space="preserve"> справочник ФизическиеЛица</w:t>
-      </w:r>
+        <w:t xml:space="preserve"> справочник </w:t>
+      </w:r>
+      <w:proofErr w:type="spellStart"/>
+      <w:r>
+        <w:t>ФизическиеЛица</w:t>
+      </w:r>
+      <w:proofErr w:type="spellEnd"/>
     </w:p>
     <w:p>
       <w:pPr>
@@ -3456,6 +3767,9 @@
         <w:jc w:val="center"/>
       </w:pPr>
       <w:r>
+        <w:rPr>
+          <w:noProof/>
+        </w:rPr>
         <w:drawing>
           <wp:inline distT="0" distB="0" distL="0" distR="0" wp14:anchorId="70834407" wp14:editId="58042D15">
             <wp:extent cx="5940425" cy="2435225"/>
@@ -3539,6 +3853,9 @@
         <w:jc w:val="center"/>
       </w:pPr>
       <w:r>
+        <w:rPr>
+          <w:noProof/>
+        </w:rPr>
         <w:drawing>
           <wp:inline distT="0" distB="0" distL="0" distR="0" wp14:anchorId="778D8A48" wp14:editId="6C8E1A9C">
             <wp:extent cx="4961299" cy="1744277"/>
@@ -3627,6 +3944,9 @@
         <w:spacing w:line="360" w:lineRule="auto"/>
       </w:pPr>
       <w:r>
+        <w:rPr>
+          <w:noProof/>
+        </w:rPr>
         <w:lastRenderedPageBreak/>
         <w:drawing>
           <wp:inline distT="0" distB="0" distL="0" distR="0" wp14:anchorId="1131F172" wp14:editId="24E58030">
@@ -3709,13 +4029,7 @@
         <w:ind w:firstLine="708"/>
       </w:pPr>
       <w:r>
-        <w:t xml:space="preserve">Заполним </w:t>
-      </w:r>
-      <w:r>
-        <w:t xml:space="preserve">документ начисление зарплаты </w:t>
-      </w:r>
-      <w:r>
-        <w:t>следующими данными.</w:t>
+        <w:t>Заполним документ начисление зарплаты следующими данными.</w:t>
       </w:r>
     </w:p>
     <w:p>
@@ -3725,6 +4039,9 @@
         <w:jc w:val="center"/>
       </w:pPr>
       <w:r>
+        <w:rPr>
+          <w:noProof/>
+        </w:rPr>
         <w:drawing>
           <wp:inline distT="0" distB="0" distL="0" distR="0" wp14:anchorId="11E86CBE" wp14:editId="2D933377">
             <wp:extent cx="5940425" cy="1370330"/>
@@ -3798,19 +4115,7 @@
         <w:ind w:firstLine="708"/>
       </w:pPr>
       <w:r>
-        <w:t xml:space="preserve">Как можно заметить, в </w:t>
-      </w:r>
-      <w:r>
-        <w:t>регистр</w:t>
-      </w:r>
-      <w:r>
-        <w:t>е</w:t>
-      </w:r>
-      <w:r>
-        <w:t xml:space="preserve"> расчета основные начисления</w:t>
-      </w:r>
-      <w:r>
-        <w:t>, оклад начислен полностью, так как был отработан полный месяц без отпуска.</w:t>
+        <w:t>Как можно заметить, в регистре расчета основные начисления, оклад начислен полностью, так как был отработан полный месяц без отпуска.</w:t>
       </w:r>
     </w:p>
     <w:p>
@@ -3819,6 +4124,9 @@
         <w:spacing w:line="360" w:lineRule="auto"/>
       </w:pPr>
       <w:r>
+        <w:rPr>
+          <w:noProof/>
+        </w:rPr>
         <w:drawing>
           <wp:inline distT="0" distB="0" distL="0" distR="0" wp14:anchorId="259B4624" wp14:editId="406F218E">
             <wp:extent cx="5940425" cy="566420"/>
@@ -3916,6 +4224,9 @@
         <w:jc w:val="center"/>
       </w:pPr>
       <w:r>
+        <w:rPr>
+          <w:noProof/>
+        </w:rPr>
         <w:lastRenderedPageBreak/>
         <w:drawing>
           <wp:inline distT="0" distB="0" distL="0" distR="0" wp14:anchorId="2C173AC1" wp14:editId="625136FA">
@@ -3997,16 +4308,7 @@
         <w:jc w:val="left"/>
       </w:pPr>
       <w:r>
-        <w:t xml:space="preserve">Как можно заметить, в регистре расчета основные начисления, оклад начислен </w:t>
-      </w:r>
-      <w:r>
-        <w:t xml:space="preserve">не </w:t>
-      </w:r>
-      <w:r>
-        <w:t>полностью</w:t>
-      </w:r>
-      <w:r>
-        <w:t>.</w:t>
+        <w:t>Как можно заметить, в регистре расчета основные начисления, оклад начислен не полностью.</w:t>
       </w:r>
     </w:p>
     <w:p>
@@ -4016,6 +4318,9 @@
         <w:jc w:val="center"/>
       </w:pPr>
       <w:r>
+        <w:rPr>
+          <w:noProof/>
+        </w:rPr>
         <w:drawing>
           <wp:inline distT="0" distB="0" distL="0" distR="0" wp14:anchorId="34ADF01E" wp14:editId="029210EB">
             <wp:extent cx="5940425" cy="499110"/>
@@ -4113,6 +4418,7 @@
       </w:pPr>
       <w:r>
         <w:rPr>
+          <w:noProof/>
           <w:lang w:val="en-US"/>
         </w:rPr>
         <w:drawing>
@@ -4197,7 +4503,15 @@
         <w:t>Как видно в регистре расчета</w:t>
       </w:r>
       <w:r>
-        <w:t>, отпуск почему-то не вытеснил оклад и сумма не уменьшилась, хотя вытеснение настроено</w:t>
+        <w:t xml:space="preserve">, отпуск почему-то не вытеснил </w:t>
+      </w:r>
+      <w:proofErr w:type="gramStart"/>
+      <w:r>
+        <w:t>оклад</w:t>
+      </w:r>
+      <w:proofErr w:type="gramEnd"/>
+      <w:r>
+        <w:t xml:space="preserve"> и сумма не уменьшилась, хотя вытеснение настроено</w:t>
       </w:r>
       <w:r>
         <w:t>.</w:t>
@@ -4210,6 +4524,9 @@
         <w:jc w:val="center"/>
       </w:pPr>
       <w:r>
+        <w:rPr>
+          <w:noProof/>
+        </w:rPr>
         <w:drawing>
           <wp:inline distT="0" distB="0" distL="0" distR="0" wp14:anchorId="6ECC259E" wp14:editId="681C205A">
             <wp:extent cx="6306173" cy="363338"/>
@@ -4309,6 +4626,9 @@
         <w:spacing w:line="360" w:lineRule="auto"/>
       </w:pPr>
       <w:r>
+        <w:rPr>
+          <w:noProof/>
+        </w:rPr>
         <w:lastRenderedPageBreak/>
         <w:drawing>
           <wp:inline distT="0" distB="0" distL="0" distR="0" wp14:anchorId="63E7DE67" wp14:editId="05770EB7">
@@ -4389,6 +4709,9 @@
         <w:spacing w:line="360" w:lineRule="auto"/>
       </w:pPr>
       <w:r>
+        <w:rPr>
+          <w:noProof/>
+        </w:rPr>
         <w:drawing>
           <wp:inline distT="0" distB="0" distL="0" distR="0" wp14:anchorId="591E75DF" wp14:editId="39802DE4">
             <wp:extent cx="5940425" cy="787400"/>
@@ -4471,6 +4794,9 @@
         <w:spacing w:line="360" w:lineRule="auto"/>
       </w:pPr>
       <w:r>
+        <w:rPr>
+          <w:noProof/>
+        </w:rPr>
         <w:drawing>
           <wp:inline distT="0" distB="0" distL="0" distR="0" wp14:anchorId="5DA19FD0" wp14:editId="436D22A1">
             <wp:extent cx="5940425" cy="735965"/>
@@ -4579,6 +4905,9 @@
         <w:spacing w:line="360" w:lineRule="auto"/>
       </w:pPr>
       <w:r>
+        <w:rPr>
+          <w:noProof/>
+        </w:rPr>
         <w:drawing>
           <wp:inline distT="0" distB="0" distL="0" distR="0" wp14:anchorId="080E9538" wp14:editId="466FDE8D">
             <wp:extent cx="5940425" cy="662305"/>
@@ -4672,6 +5001,9 @@
         <w:spacing w:line="360" w:lineRule="auto"/>
       </w:pPr>
       <w:r>
+        <w:rPr>
+          <w:noProof/>
+        </w:rPr>
         <w:drawing>
           <wp:inline distT="0" distB="0" distL="0" distR="0" wp14:anchorId="7B747EBE" wp14:editId="0CA1149F">
             <wp:extent cx="5940425" cy="697865"/>
@@ -4759,6 +5091,9 @@
         <w:spacing w:line="360" w:lineRule="auto"/>
       </w:pPr>
       <w:r>
+        <w:rPr>
+          <w:noProof/>
+        </w:rPr>
         <w:lastRenderedPageBreak/>
         <w:drawing>
           <wp:inline distT="0" distB="0" distL="0" distR="0" wp14:anchorId="7721AAC8" wp14:editId="1C3D4BE4">
@@ -4857,6 +5192,9 @@
         <w:spacing w:line="360" w:lineRule="auto"/>
       </w:pPr>
       <w:r>
+        <w:rPr>
+          <w:noProof/>
+        </w:rPr>
         <w:drawing>
           <wp:inline distT="0" distB="0" distL="0" distR="0" wp14:anchorId="0E690809" wp14:editId="08608F05">
             <wp:extent cx="5940425" cy="1222375"/>
@@ -5653,6 +5991,7 @@
   <w:style w:type="character" w:default="1" w:styleId="a0">
     <w:name w:val="Default Paragraph Font"/>
     <w:uiPriority w:val="1"/>
+    <w:semiHidden/>
     <w:unhideWhenUsed/>
   </w:style>
   <w:style w:type="table" w:default="1" w:styleId="a1">
